--- a/deliverables/Курсовая_перефразировано_зелёным_2026-10-27.docx
+++ b/deliverables/Курсовая_перефразировано_зелёным_2026-10-27.docx
@@ -2740,7 +2740,7 @@
         <w:rPr>
           <w:highlight w:val="green"/>
         </w:rPr>
-        <w:t xml:space="preserve">Цель курсовой работы по дисциплине «Функциональные компоненты цифровых систем» – спроектировать управляющее устройство (УУ) в виде цифрового автомата с микропрограммным управлением. При разработке применяются изученные теоретические методы. Работа устройства строится по принципу «одно состояние – одна микрокоманда».</w:t>
+        <w:t>Цель курсовой работы по дисциплине «Функциональные компоненты цифровых систем» – спроектировать управляющее устройство (УУ) в виде цифрового автомата с микропрограммным управлением. При разработке применяются изученные теоретические методы. Работа устройства строится по принципу «одно состояние – одна микрокоманда».</w:t>
       </w:r>
     </w:p>
     <w:p>
@@ -2756,7 +2756,7 @@
         <w:rPr>
           <w:highlight w:val="green"/>
         </w:rPr>
-        <w:t xml:space="preserve">Для</w:t>
+        <w:t>Для</w:t>
       </w:r>
       <w:r>
         <w:rPr>
@@ -2769,7 +2769,7 @@
         <w:rPr>
           <w:highlight w:val="green"/>
         </w:rPr>
-        <w:t xml:space="preserve">достижения</w:t>
+        <w:t>достижения</w:t>
       </w:r>
       <w:r>
         <w:rPr>
@@ -2782,7 +2782,7 @@
         <w:rPr>
           <w:highlight w:val="green"/>
         </w:rPr>
-        <w:t xml:space="preserve">этой</w:t>
+        <w:t>этой</w:t>
       </w:r>
       <w:r>
         <w:rPr>
@@ -2795,7 +2795,7 @@
         <w:rPr>
           <w:highlight w:val="green"/>
         </w:rPr>
-        <w:t xml:space="preserve">цели</w:t>
+        <w:t>цели</w:t>
       </w:r>
       <w:r>
         <w:rPr>
@@ -2809,7 +2809,7 @@
           <w:spacing w:val="-2"/>
           <w:highlight w:val="green"/>
         </w:rPr>
-        <w:t xml:space="preserve">необходимо:</w:t>
+        <w:t>необходимо:</w:t>
       </w:r>
     </w:p>
     <w:p>
@@ -2832,7 +2832,7 @@
         <w:rPr>
           <w:highlight w:val="green"/>
         </w:rPr>
-        <w:t xml:space="preserve">выполнить синтез синхронного ПСУ на D-триггерах 74AS74 по индивидуальному варианту, обеспечив заданную последовательность внутренних состояний УУ;</w:t>
+        <w:t>выполнить синтез синхронного ПСУ на D-триггерах 74AS74 по индивидуальному варианту, обеспечив заданную последовательность внутренних состояний УУ;</w:t>
       </w:r>
     </w:p>
     <w:p>
@@ -2855,14 +2855,14 @@
         <w:rPr>
           <w:highlight w:val="green"/>
         </w:rPr>
-        <w:t xml:space="preserve">разработать дешифратор (DC) состояний ПСУ, который формирует управляющие сигналы Y</w:t>
+        <w:t>разработать дешифратор (DC) состояний ПСУ, который формирует управляющие сигналы Y</w:t>
       </w:r>
       <w:r>
         <w:rPr>
           <w:highlight w:val="green"/>
           <w:vertAlign w:val="subscript"/>
         </w:rPr>
-        <w:t xml:space="preserve">i</w:t>
+        <w:t>i</w:t>
       </w:r>
       <w:r>
         <w:rPr>
@@ -2891,7 +2891,7 @@
         <w:rPr>
           <w:highlight w:val="green"/>
         </w:rPr>
-        <w:t xml:space="preserve">составить принципиальные схемы управляемого генератора импульсов на LM555, управляющего D-триггера и цепи начальной установки, рассчитать необходимые номиналы элементов;</w:t>
+        <w:t>составить принципиальные схемы управляемого генератора импульсов на LM555, управляющего D-триггера и цепи начальной установки, рассчитать необходимые номиналы элементов;</w:t>
       </w:r>
     </w:p>
     <w:p>
@@ -2914,7 +2914,7 @@
         <w:rPr>
           <w:highlight w:val="green"/>
         </w:rPr>
-        <w:t xml:space="preserve">проверить разработанные схемы моделированием в среде NI Multisim;</w:t>
+        <w:t>проверить разработанные схемы моделированием в среде NI Multisim;</w:t>
       </w:r>
     </w:p>
     <w:p>
@@ -2937,7 +2937,7 @@
         <w:rPr>
           <w:highlight w:val="green"/>
         </w:rPr>
-        <w:t xml:space="preserve">представить полученные результаты в пояснительной записке.</w:t>
+        <w:t>представить полученные результаты в пояснительной записке.</w:t>
       </w:r>
     </w:p>
     <w:p>
@@ -3387,7 +3387,7 @@
                 <w:sz w:val="24"/>
                 <w:highlight w:val="green"/>
               </w:rPr>
-              <w:t xml:space="preserve">Тип применяемых</w:t>
+              <w:t>Тип применяемых</w:t>
             </w:r>
             <w:r>
               <w:rPr>
@@ -3402,7 +3402,7 @@
                 <w:sz w:val="24"/>
                 <w:highlight w:val="green"/>
               </w:rPr>
-              <w:t xml:space="preserve">триггеров</w:t>
+              <w:t>триггеров</w:t>
             </w:r>
           </w:p>
         </w:tc>
@@ -3485,7 +3485,7 @@
                 <w:sz w:val="24"/>
                 <w:highlight w:val="green"/>
               </w:rPr>
-              <w:t xml:space="preserve">Тип</w:t>
+              <w:t>Тип</w:t>
             </w:r>
             <w:r>
               <w:rPr>
@@ -3500,7 +3500,7 @@
                 <w:sz w:val="24"/>
                 <w:highlight w:val="green"/>
               </w:rPr>
-              <w:t xml:space="preserve">дешифратора</w:t>
+              <w:t>дешифратора</w:t>
             </w:r>
             <w:r>
               <w:rPr>
@@ -3515,7 +3515,7 @@
                 <w:sz w:val="24"/>
                 <w:highlight w:val="green"/>
               </w:rPr>
-              <w:t xml:space="preserve">состояний</w:t>
+              <w:t>состояний</w:t>
             </w:r>
             <w:r>
               <w:rPr>
@@ -3531,7 +3531,7 @@
                 <w:sz w:val="24"/>
                 <w:highlight w:val="green"/>
               </w:rPr>
-              <w:t xml:space="preserve">ПСУ</w:t>
+              <w:t>ПСУ</w:t>
             </w:r>
             <w:r>
               <w:rPr>
@@ -3615,14 +3615,14 @@
                 <w:sz w:val="24"/>
                 <w:highlight w:val="green"/>
               </w:rPr>
-              <w:t xml:space="preserve">Код на в</w:t>
+              <w:t>Код на в</w:t>
             </w:r>
             <w:r>
               <w:rPr>
                 <w:sz w:val="24"/>
                 <w:highlight w:val="green"/>
               </w:rPr>
-              <w:t xml:space="preserve">ыход</w:t>
+              <w:t>ыход</w:t>
             </w:r>
             <w:r>
               <w:rPr>
@@ -3630,7 +3630,7 @@
                 <w:sz w:val="24"/>
                 <w:highlight w:val="green"/>
               </w:rPr>
-              <w:t xml:space="preserve">е дешифратора</w:t>
+              <w:t>е дешифратора</w:t>
             </w:r>
           </w:p>
         </w:tc>
@@ -3707,14 +3707,22 @@
                 <w:sz w:val="24"/>
                 <w:highlight w:val="green"/>
               </w:rPr>
-              <w:lastRenderedPageBreak/>
-            </w:r>
-            <w:r>
-              <w:rPr>
+              <w:t>Логический</w:t>
+            </w:r>
+            <w:r>
+              <w:rPr>
+                <w:spacing w:val="-1"/>
                 <w:sz w:val="24"/>
                 <w:highlight w:val="green"/>
               </w:rPr>
-              <w:t xml:space="preserve">Логический</w:t>
+              <w:t xml:space="preserve"> </w:t>
+            </w:r>
+            <w:r>
+              <w:rPr>
+                <w:sz w:val="24"/>
+                <w:highlight w:val="green"/>
+              </w:rPr>
+              <w:t>базис</w:t>
             </w:r>
             <w:r>
               <w:rPr>
@@ -3729,11 +3737,11 @@
                 <w:sz w:val="24"/>
                 <w:highlight w:val="green"/>
               </w:rPr>
-              <w:t xml:space="preserve">базис</w:t>
-            </w:r>
-            <w:r>
-              <w:rPr>
-                <w:spacing w:val="-1"/>
+              <w:t>реализации</w:t>
+            </w:r>
+            <w:r>
+              <w:rPr>
+                <w:spacing w:val="-3"/>
                 <w:sz w:val="24"/>
                 <w:highlight w:val="green"/>
               </w:rPr>
@@ -3741,26 +3749,11 @@
             </w:r>
             <w:r>
               <w:rPr>
+                <w:spacing w:val="-4"/>
                 <w:sz w:val="24"/>
                 <w:highlight w:val="green"/>
               </w:rPr>
-              <w:t xml:space="preserve">реализации</w:t>
-            </w:r>
-            <w:r>
-              <w:rPr>
-                <w:spacing w:val="-3"/>
-                <w:sz w:val="24"/>
-                <w:highlight w:val="green"/>
-              </w:rPr>
-              <w:t xml:space="preserve"> </w:t>
-            </w:r>
-            <w:r>
-              <w:rPr>
-                <w:spacing w:val="-4"/>
-                <w:sz w:val="24"/>
-                <w:highlight w:val="green"/>
-              </w:rPr>
-              <w:t xml:space="preserve">схемы</w:t>
+              <w:t>схемы</w:t>
             </w:r>
           </w:p>
         </w:tc>
@@ -3835,6 +3828,7 @@
               <w:rPr>
                 <w:sz w:val="24"/>
               </w:rPr>
+              <w:lastRenderedPageBreak/>
               <w:t>Управляемый</w:t>
             </w:r>
             <w:r>
@@ -4437,7 +4431,7 @@
         <w:rPr>
           <w:highlight w:val="green"/>
         </w:rPr>
-        <w:t xml:space="preserve">Сначала строится граф состояний ПСУ. Его вершины обозначают коды, а направленные дуги показывают переходы при подаче тактового импульса. После состояния 6 следует возврат к 13. Граф показан на рисунке 1.1.</w:t>
+        <w:t>Сначала строится граф состояний ПСУ. Его вершины обозначают коды, а направленные дуги показывают переходы при подаче тактового импульса. После состояния 6 следует возврат к 13. Граф показан на рисунке 1.1.</w:t>
       </w:r>
     </w:p>
     <w:p>
@@ -4611,6 +4605,30 @@
     </w:p>
     <w:p>
       <w:pPr>
+        <w:pStyle w:val="a6"/>
+        <w:keepLines/>
+        <w:widowControl/>
+        <w:jc w:val="center"/>
+        <w:rPr>
+          <w:spacing w:val="-5"/>
+          <w:highlight w:val="green"/>
+        </w:rPr>
+      </w:pPr>
+    </w:p>
+    <w:p>
+      <w:pPr>
+        <w:pStyle w:val="a6"/>
+        <w:keepLines/>
+        <w:widowControl/>
+        <w:jc w:val="center"/>
+        <w:rPr>
+          <w:spacing w:val="-5"/>
+          <w:highlight w:val="green"/>
+        </w:rPr>
+      </w:pPr>
+    </w:p>
+    <w:p>
+      <w:pPr>
         <w:pStyle w:val="a4"/>
         <w:ind w:left="143" w:right="420" w:firstLine="707"/>
         <w:jc w:val="both"/>
@@ -4623,11 +4641,6 @@
           <w:highlight w:val="green"/>
         </w:rPr>
         <w:lastRenderedPageBreak/>
-      </w:r>
-      <w:r>
-        <w:rPr>
-          <w:highlight w:val="green"/>
-        </w:rPr>
         <w:t xml:space="preserve">Число триггеров определяют по формуле </w:t>
       </w:r>
       <w:r>
@@ -4635,7 +4648,7 @@
           <w:rFonts w:ascii="Cambria Math" w:eastAsia="Cambria Math" w:hAnsi="Cambria Math"/>
           <w:highlight w:val="green"/>
         </w:rPr>
-        <w:t xml:space="preserve">𝑁 = log</w:t>
+        <w:t>𝑁 = log</w:t>
       </w:r>
       <w:r>
         <w:rPr>
@@ -4644,14 +4657,14 @@
           <w:sz w:val="20"/>
           <w:highlight w:val="green"/>
         </w:rPr>
-        <w:t xml:space="preserve">2</w:t>
+        <w:t>2</w:t>
       </w:r>
       <w:r>
         <w:rPr>
           <w:rFonts w:ascii="Cambria Math" w:eastAsia="Cambria Math" w:hAnsi="Cambria Math"/>
           <w:highlight w:val="green"/>
         </w:rPr>
-        <w:t xml:space="preserve">(𝐴</w:t>
+        <w:t>(𝐴</w:t>
       </w:r>
       <w:r>
         <w:rPr>
@@ -4660,20 +4673,20 @@
           <w:sz w:val="20"/>
           <w:highlight w:val="green"/>
         </w:rPr>
-        <w:t xml:space="preserve">𝑚𝑎𝑥</w:t>
+        <w:t>𝑚𝑎𝑥</w:t>
       </w:r>
       <w:r>
         <w:rPr>
           <w:rFonts w:ascii="Cambria Math" w:eastAsia="Cambria Math" w:hAnsi="Cambria Math"/>
           <w:highlight w:val="green"/>
         </w:rPr>
-        <w:t xml:space="preserve">)</w:t>
-      </w:r>
-      <w:r>
-        <w:rPr>
-          <w:highlight w:val="green"/>
-        </w:rPr>
-        <w:t xml:space="preserve">, где</w:t>
+        <w:t>)</w:t>
+      </w:r>
+      <w:r>
+        <w:rPr>
+          <w:highlight w:val="green"/>
+        </w:rPr>
+        <w:t>, где</w:t>
       </w:r>
       <w:r>
         <w:rPr>
@@ -4687,7 +4700,7 @@
           <w:rFonts w:ascii="Cambria Math" w:eastAsia="Cambria Math" w:hAnsi="Cambria Math"/>
           <w:highlight w:val="green"/>
         </w:rPr>
-        <w:t xml:space="preserve">𝐴</w:t>
+        <w:t>𝐴</w:t>
       </w:r>
       <w:r>
         <w:rPr>
@@ -4696,7 +4709,7 @@
           <w:sz w:val="20"/>
           <w:highlight w:val="green"/>
         </w:rPr>
-        <w:t xml:space="preserve">𝑚𝑎𝑥</w:t>
+        <w:t>𝑚𝑎𝑥</w:t>
       </w:r>
       <w:r>
         <w:rPr>
@@ -4712,7 +4725,7 @@
         <w:rPr>
           <w:highlight w:val="green"/>
         </w:rPr>
-        <w:t xml:space="preserve">обозначает максимальное значение выходного состояния.</w:t>
+        <w:t>обозначает максимальное значение выходного состояния.</w:t>
       </w:r>
       <w:r>
         <w:rPr>
@@ -4725,10 +4738,8 @@
         <w:rPr>
           <w:highlight w:val="green"/>
         </w:rPr>
-        <w:t xml:space="preserve">Для данного варианта 𝐴𝑚𝑎𝑥 = 14. Подстановка в формулу (1.1) даёт:</w:t>
-      </w:r>
-      <w:proofErr w:type="spellStart"/>
-      <w:proofErr w:type="spellEnd"/>
+        <w:t>Для данного варианта 𝐴𝑚𝑎𝑥 = 14. Подстановка в формулу (1.1) даёт:</w:t>
+      </w:r>
     </w:p>
     <w:p>
       <w:pPr>
@@ -4939,7 +4950,7 @@
         <w:rPr>
           <w:highlight w:val="green"/>
         </w:rPr>
-        <w:t xml:space="preserve">Код состояния хранится в регистре из четырёх D-триггеров. Комбинации 0001 и 1111 для рабочей последовательности не используются.</w:t>
+        <w:t>Код состояния хранится в регистре из четырёх D-триггеров. Комбинации 0001 и 1111 для рабочей последовательности не используются.</w:t>
       </w:r>
     </w:p>
     <w:p>
@@ -4956,7 +4967,7 @@
         <w:rPr>
           <w:highlight w:val="green"/>
         </w:rPr>
-        <w:t xml:space="preserve">Регистр состояния строится на микросхемах 74AS74. В одном корпусе находятся два D-триггера. При положительном фронте сигнала CLK каждый триггер принимает значение, поданное на его вход D. Входы /PRE и /CLR действуют асинхронно: для их активации требуется логический ноль. С прямого и инверсного выходов можно снимать обе полярности сигнала каждого разряда, поэтому дополнительные инверторы для этого не требуются [2]. Распиновка микросхемы приведена на рисунке 1.2.</w:t>
+        <w:t>Регистр состояния строится на микросхемах 74AS74. В одном корпусе находятся два D-триггера. При положительном фронте сигнала CLK каждый триггер принимает значение, поданное на его вход D. Входы /PRE и /CLR действуют асинхронно: для их активации требуется логический ноль. С прямого и инверсного выходов можно снимать обе полярности сигнала каждого разряда, поэтому дополнительные инверторы для этого не требуются [2]. Распиновка микросхемы приведена на рисунке 1.2.</w:t>
       </w:r>
     </w:p>
     <w:p>
@@ -5088,7 +5099,14 @@
         <w:rPr>
           <w:highlight w:val="green"/>
         </w:rPr>
-        <w:t xml:space="preserve">Чтобы после тактового фронта на выходе триггера появилось нужное значение, его заранее подают на вход D. Это условие записывается как D(t) = Q(t+1). На его основе составляется таблица переходов D-триггера, приведённая в таблице 1.1.</w:t>
+        <w:t xml:space="preserve">Чтобы после тактового фронта на выходе триггера появилось нужное значение, его заранее подают на вход D. Это условие записывается как D(t) = </w:t>
+      </w:r>
+      <w:r>
+        <w:rPr>
+          <w:highlight w:val="green"/>
+        </w:rPr>
+        <w:lastRenderedPageBreak/>
+        <w:t>Q(t+1). На его основе составляется таблица переходов D-триггера, приведённая в таблице 1.1.</w:t>
       </w:r>
     </w:p>
     <w:p>
@@ -5101,7 +5119,6 @@
         <w:jc w:val="center"/>
       </w:pPr>
       <w:r>
-        <w:lastRenderedPageBreak/>
         <w:t>Таблица 1.1 – Переходы D-триггера</w:t>
       </w:r>
     </w:p>
@@ -5712,7 +5729,7 @@
         <w:rPr>
           <w:highlight w:val="green"/>
         </w:rPr>
-        <w:t xml:space="preserve">Для каждого кода Q3Q2Q1Q0 находим следующий код последовательности. Его разряды определяют значения</w:t>
+        <w:t>Для каждого кода Q3Q2Q1Q0 находим следующий код последовательности. Его разряды определяют значения</w:t>
       </w:r>
       <w:r>
         <w:t xml:space="preserve"> D3D2D1D0. Например, переходу из 13 в 2 соответствует строка перехода из 1101 в 0010. Так формируется таблица 1.2.</w:t>
@@ -9496,6 +9513,7 @@
                 <w:sz w:val="24"/>
                 <w:szCs w:val="24"/>
               </w:rPr>
+              <w:lastRenderedPageBreak/>
               <w:t>10</w:t>
             </w:r>
           </w:p>
@@ -10032,7 +10050,6 @@
         <w:jc w:val="both"/>
       </w:pPr>
       <w:r>
-        <w:lastRenderedPageBreak/>
         <w:t>Функции D3…D0 минимизируем по картам Карно. Порядок строк и столбцов – 00, 01, 11, 10; соседние клетки отличаются одним разрядом. Клетки X можно включать в группы, если это сокращает выражение. Результат группировки показан на рисунке 2.1.</w:t>
       </w:r>
     </w:p>
@@ -10937,6 +10954,7 @@
         <w:jc w:val="both"/>
       </w:pPr>
       <w:r>
+        <w:lastRenderedPageBreak/>
         <w:tab/>
       </w:r>
       <m:oMath>
@@ -11789,14 +11807,13 @@
         </w:rPr>
       </w:pPr>
       <w:r>
-        <w:lastRenderedPageBreak/>
         <w:t>Подстановка всех четырнадцати рабочих кодов в выражения (1.2)–(1.5) даёт требуемые следующие состояния. Для исключённых кодов выбранные функции формируют переходы из 1 в 13 и из 15 в 2</w:t>
       </w:r>
       <w:r>
         <w:rPr>
           <w:highlight w:val="green"/>
         </w:rPr>
-        <w:t xml:space="preserve">. При подаче тактов оба набора входят в рабочую последовательность за один импульс.</w:t>
+        <w:t>. При подаче тактов оба набора входят в рабочую последовательность за один импульс.</w:t>
       </w:r>
     </w:p>
     <w:p>
@@ -11812,7 +11829,7 @@
         <w:rPr>
           <w:highlight w:val="green"/>
         </w:rPr>
-        <w:t xml:space="preserve">Комбинационная схема выполняется в базисе И–ИЛИ. Элементы И образуют члены логических выражений, а элементы ИЛИ объединяют их. Инверсии NOT_Q3…NOT_Q0 поступают с выходов регистра.</w:t>
+        <w:t>Комбинационная схема выполняется в базисе И–ИЛИ. Элементы И образуют члены логических выражений, а элементы ИЛИ объединяют их. Инверсии NOT_Q3…NOT_Q0 поступают с выходов регистра.</w:t>
       </w:r>
     </w:p>
     <w:p>
@@ -11828,12 +11845,8 @@
         <w:rPr>
           <w:highlight w:val="green"/>
         </w:rPr>
-        <w:t xml:space="preserve">Реализация Logic_D в Multisim показана на рисунке 2.2. На восемь входов блока подаются прямые и инверсные сигналы разрядов. Его четыре выхода соединяются со входами D регистра состояния.</w:t>
-      </w:r>
-      <w:proofErr w:type="spellStart"/>
-      <w:proofErr w:type="spellEnd"/>
-      <w:proofErr w:type="spellStart"/>
-      <w:proofErr w:type="spellEnd"/>
+        <w:t>Реализация Logic_D в Multisim показана на рисунке 2.2. На восемь входов блока подаются прямые и инверсные сигналы разрядов. Его четыре выхода соединяются со входами D регистра состояния.</w:t>
+      </w:r>
     </w:p>
     <w:p>
       <w:pPr>
@@ -11862,9 +11875,9 @@
           <w:highlight w:val="green"/>
         </w:rPr>
         <w:drawing>
-          <wp:inline distT="0" distB="0" distL="0" distR="0" wp14:anchorId="0C9C3385" wp14:editId="5F712771">
-            <wp:extent cx="6019800" cy="4791075"/>
-            <wp:effectExtent l="0" t="0" r="0" b="9525"/>
+          <wp:inline distT="0" distB="0" distL="0" distR="0" wp14:anchorId="0C9C3385" wp14:editId="695F4630">
+            <wp:extent cx="5147442" cy="4096777"/>
+            <wp:effectExtent l="0" t="0" r="0" b="0"/>
             <wp:docPr id="9" name="Рисунок 9"/>
             <wp:cNvGraphicFramePr>
               <a:graphicFrameLocks xmlns:a="http://schemas.openxmlformats.org/drawingml/2006/main" noChangeAspect="1"/>
@@ -11885,7 +11898,7 @@
                   <pic:spPr>
                     <a:xfrm>
                       <a:off x="0" y="0"/>
-                      <a:ext cx="6019800" cy="4791075"/>
+                      <a:ext cx="5150705" cy="4099374"/>
                     </a:xfrm>
                     <a:prstGeom prst="rect">
                       <a:avLst/>
@@ -11947,16 +11960,8 @@
         <w:rPr>
           <w:highlight w:val="green"/>
         </w:rPr>
-        <w:lastRenderedPageBreak/>
-      </w:r>
-      <w:r>
-        <w:rPr>
-          <w:highlight w:val="green"/>
-        </w:rPr>
-        <w:t xml:space="preserve">В блок D_Counter входят четыре D-триггера, подключённые к общему тактовому входу (рисунок 2.3). Модель собрана на секциях U19A, U20A, U21A и U22A четырёх микросхем 74AS74. В аппаратном устройстве достаточно двух корпусов с использованием обеих секций каждого. Для установки кода 1101 сигнал начальной установки подаётся на /PRE разрядов Q3, Q2 и Q0, а для разряда Q1 – на /CLR.</w:t>
-      </w:r>
-      <w:proofErr w:type="spellStart"/>
-      <w:proofErr w:type="spellEnd"/>
+        <w:t>В блок D_Counter входят четыре D-триггера, подключённые к общему тактовому входу (рисунок 2.3). Модель собрана на секциях U19A, U20A, U21A и U22A четырёх микросхем 74AS74. В аппаратном устройстве достаточно двух корпусов с использованием обеих секций каждого. Для установки кода 1101 сигнал начальной установки подаётся на /PRE разрядов Q3, Q2 и Q0, а для разряда Q1 – на /CLR.</w:t>
+      </w:r>
     </w:p>
     <w:p>
       <w:pPr>
@@ -11985,9 +11990,9 @@
           <w:highlight w:val="green"/>
         </w:rPr>
         <w:drawing>
-          <wp:inline distT="0" distB="0" distL="0" distR="0" wp14:anchorId="130307C0" wp14:editId="764D013A">
-            <wp:extent cx="6048000" cy="4968296"/>
-            <wp:effectExtent l="0" t="0" r="6350" b="0"/>
+          <wp:inline distT="0" distB="0" distL="0" distR="0" wp14:anchorId="130307C0" wp14:editId="72D46AEF">
+            <wp:extent cx="5469671" cy="4493212"/>
+            <wp:effectExtent l="0" t="0" r="0" b="3175"/>
             <wp:docPr id="8" name="Рисунок 8"/>
             <wp:cNvGraphicFramePr>
               <a:graphicFrameLocks xmlns:a="http://schemas.openxmlformats.org/drawingml/2006/main" noChangeAspect="1"/>
@@ -12008,7 +12013,7 @@
                   <pic:spPr>
                     <a:xfrm>
                       <a:off x="0" y="0"/>
-                      <a:ext cx="6262290" cy="5144331"/>
+                      <a:ext cx="5668214" cy="4656310"/>
                     </a:xfrm>
                     <a:prstGeom prst="rect">
                       <a:avLst/>
@@ -12070,10 +12075,8 @@
         <w:rPr>
           <w:highlight w:val="green"/>
         </w:rPr>
-        <w:t xml:space="preserve">Сигналы с выходов регистра поступают обратно в Logic_D. При неизменном Q3…Q0 комбинационная часть формирует следующий код. На положительном фронте CLK четыре триггера одновременно принимают его. Этот процесс обеспечивает пересчёт состояний.</w:t>
-      </w:r>
-      <w:proofErr w:type="spellStart"/>
-      <w:proofErr w:type="spellEnd"/>
+        <w:t>Сигналы с выходов регистра поступают обратно в Logic_D. При неизменном Q3…Q0 комбинационная часть формирует следующий код. На положительном фронте CLK четыре триггера одновременно принимают его. Этот процесс обеспечивает пересчёт состояний.</w:t>
+      </w:r>
     </w:p>
     <w:p>
       <w:pPr>
@@ -12089,17 +12092,8 @@
           <w:highlight w:val="green"/>
         </w:rPr>
         <w:lastRenderedPageBreak/>
-      </w:r>
-      <w:r>
-        <w:rPr>
-          <w:highlight w:val="green"/>
-        </w:rPr>
-        <w:t xml:space="preserve">Отдельная схема проверки ПСУ объединяет Logic_D и D_Counter (рисунок 2.4). Для отображения текущего кода служит HEX-индикатор. Выходы регистра вместе с тактовым сигналом поданы на логический анализатор. Тактирование при этом обеспечивается независимым источником.</w:t>
-      </w:r>
-      <w:proofErr w:type="spellStart"/>
-      <w:proofErr w:type="spellEnd"/>
-      <w:proofErr w:type="spellStart"/>
-      <w:proofErr w:type="spellEnd"/>
+        <w:t>Отдельная схема проверки ПСУ объединяет Logic_D и D_Counter (рисунок 2.4). Для отображения текущего кода служит HEX-индикатор. Выходы регистра вместе с тактовым сигналом поданы на логический анализатор. Тактирование при этом обеспечивается независимым источником.</w:t>
+      </w:r>
     </w:p>
     <w:p>
       <w:pPr>
@@ -12235,7 +12229,7 @@
         <w:rPr>
           <w:highlight w:val="green"/>
         </w:rPr>
-        <w:t xml:space="preserve">На рисунке 2.5 представлена запись анализатора при отдельном испытании ПСУ. Значения Q3…Q0 удерживаются в промежутках между активными фронтами CLK. Смена кода происходит по положительному фронту, что соответствует работе выбранных D-триггеров.</w:t>
+        <w:t>На рисунке 2.5 представлена запись анализатора при отдельном испытании ПСУ. Значения Q3…Q0 удерживаются в промежутках между активными фронтами CLK. Смена кода происходит по положительному фронту, что соответствует работе выбранных D-триггеров.</w:t>
       </w:r>
     </w:p>
     <w:p>
@@ -12333,7 +12327,7 @@
         <w:rPr>
           <w:highlight w:val="green"/>
         </w:rPr>
-        <w:t xml:space="preserve">На выходе получена заданная последовательность: 13–2–14–11–0–12–9–5–7–8–4–3–10–6. Переход от начального 13 к конечному 6 занимает тринадцать тактов. При непрерывной работе отдельного источника четырнадцатый импульс возвращает ПСУ к 13. В составе общей схемы блок управления генератором должен запрещать этот импульс.</w:t>
+        <w:t>На выходе получена заданная последовательность: 13–2–14–11–0–12–9–5–7–8–4–3–10–6. Переход от начального 13 к конечному 6 занимает тринадцать тактов. При непрерывной работе отдельного источника четырнадцатый импульс возвращает ПСУ к 13. В составе общей схемы блок управления генератором должен запрещать этот импульс.</w:t>
       </w:r>
     </w:p>
     <w:p>
@@ -12397,7 +12391,7 @@
         <w:rPr>
           <w:highlight w:val="green"/>
         </w:rPr>
-        <w:t xml:space="preserve">1. Дешифратор должен иметь четыре входа и четырнадцать используемых выходов.</w:t>
+        <w:t>1. Дешифратор должен иметь четыре входа и четырнадцать используемых выходов.</w:t>
       </w:r>
     </w:p>
     <w:p>
@@ -12413,7 +12407,7 @@
         <w:rPr>
           <w:highlight w:val="green"/>
         </w:rPr>
-        <w:t xml:space="preserve">2. Выходной код – унитарный, активен уровень логической единицы.</w:t>
+        <w:t>2. Выходной код – унитарный, активен уровень логической единицы.</w:t>
       </w:r>
     </w:p>
     <w:p>
@@ -12429,10 +12423,22 @@
         <w:rPr>
           <w:highlight w:val="green"/>
         </w:rPr>
-        <w:t xml:space="preserve">3. Управляющие сигналы показывают логические индикаторы Probe.</w:t>
+        <w:t xml:space="preserve">3. Управляющие сигналы показывают логические индикаторы </w:t>
       </w:r>
       <w:proofErr w:type="spellStart"/>
+      <w:r>
+        <w:rPr>
+          <w:highlight w:val="green"/>
+        </w:rPr>
+        <w:t>Probe</w:t>
+      </w:r>
       <w:proofErr w:type="spellEnd"/>
+      <w:r>
+        <w:rPr>
+          <w:highlight w:val="green"/>
+        </w:rPr>
+        <w:t>.</w:t>
+      </w:r>
     </w:p>
     <w:p>
       <w:pPr>
@@ -12485,7 +12491,7 @@
         <w:rPr>
           <w:highlight w:val="green"/>
         </w:rPr>
-        <w:t xml:space="preserve">DC формирует управляющий сигнал, номер которого определяется кодом регистра. Состоянию 13 соответствует активный Y13, состоянию 2 – Y2.</w:t>
+        <w:t>DC формирует управляющий сигнал, номер которого определяется кодом регистра. Состоянию 13 соответствует активный Y13, состоянию 2 – Y2.</w:t>
       </w:r>
       <w:r>
         <w:t xml:space="preserve"> Выходы Y1 и Y15 не предусмотрены, поскольку эти коды исключены из рабочего цикла. Таблица соответствия приведена на рисунке 2.6.</w:t>
@@ -12597,12 +12603,7 @@
           <w:highlight w:val="green"/>
         </w:rPr>
         <w:lastRenderedPageBreak/>
-      </w:r>
-      <w:r>
-        <w:rPr>
-          <w:highlight w:val="green"/>
-        </w:rPr>
-        <w:t xml:space="preserve">Выходные функции дешифратора минимизировались по картам Карно. Для кодов, отсутствующих в рабочей последовательности, приняты безразличные значения. Полученный результат приведён на рисунке 2.7.</w:t>
+        <w:t>Выходные функции дешифратора минимизировались по картам Карно. Для кодов, отсутствующих в рабочей последовательности, приняты безразличные значения. Полученный результат приведён на рисунке 2.7.</w:t>
       </w:r>
     </w:p>
     <w:p>
@@ -12709,7 +12710,7 @@
         <w:rPr>
           <w:highlight w:val="green"/>
         </w:rPr>
-        <w:t xml:space="preserve">После минимизации функции выходов дешифратора принимают следующий вид:</w:t>
+        <w:t>После минимизации функции выходов дешифратора принимают следующий вид:</w:t>
       </w:r>
     </w:p>
     <w:p>
@@ -14418,7 +14419,6 @@
         <w:rPr>
           <w:highlight w:val="green"/>
         </w:rPr>
-        <w:lastRenderedPageBreak/>
         <w:tab/>
       </w:r>
       <m:oMath>
@@ -14608,6 +14608,7 @@
         <w:rPr>
           <w:highlight w:val="green"/>
         </w:rPr>
+        <w:lastRenderedPageBreak/>
         <w:tab/>
       </w:r>
       <m:oMath>
@@ -15550,14 +15551,8 @@
         <w:rPr>
           <w:highlight w:val="green"/>
         </w:rPr>
-        <w:t xml:space="preserve">Полученные выражения реализованы в схеме DC (рисунок 2.8). Она собрана на восьми трёхвходовых и шести четырёхвходовых элементах И. Сигналы обеих полярностей поступают из D_Counter. Совпадающие метки цепей указывают на электрическое соединение, а не на отдельные источники сигнала.</w:t>
-      </w:r>
-      <w:proofErr w:type="spellStart"/>
-      <w:proofErr w:type="spellEnd"/>
-      <w:proofErr w:type="spellStart"/>
-      <w:proofErr w:type="spellEnd"/>
-      <w:proofErr w:type="spellStart"/>
-      <w:proofErr w:type="spellEnd"/>
+        <w:t>Полученные выражения реализованы в схеме DC (рисунок 2.8). Она собрана на восьми трёхвходовых и шести четырёхвходовых элементах И. Сигналы обеих полярностей поступают из D_Counter. Совпадающие метки цепей указывают на электрическое соединение, а не на отдельные источники сигнала.</w:t>
+      </w:r>
     </w:p>
     <w:p>
       <w:pPr>
@@ -15663,10 +15658,9 @@
         <w:rPr>
           <w:highlight w:val="green"/>
         </w:rPr>
-        <w:t xml:space="preserve">В модели используются элементы AND3 и AND4. В TTL-базисе эту схему можно собрать на трёх корпусах 74LS11 и трёх корпусах 74LS21. Один элемент 74LS11 останется незадействованным. На его входах следует задать определённый логический уровень, а выход никуда не подключать.</w:t>
-      </w:r>
-      <w:proofErr w:type="spellStart"/>
-      <w:proofErr w:type="spellEnd"/>
+        <w:lastRenderedPageBreak/>
+        <w:t>В модели используются элементы AND3 и AND4. В TTL-базисе эту схему можно собрать на трёх корпусах 74LS11 и трёх корпусах 74LS21. Один элемент 74LS11 останется незадействованным. На его входах следует задать определённый логический уровень, а выход никуда не подключать.</w:t>
+      </w:r>
     </w:p>
     <w:p>
       <w:pPr>
@@ -15719,7 +15713,7 @@
         <w:rPr>
           <w:highlight w:val="green"/>
         </w:rPr>
-        <w:t xml:space="preserve">Четырнадцать выходов DC можно записать одним анализатором XLA2, имеющим шестнадцать информационных каналов. Подключение показано на рисунке 2.9. Для наблюдения текущего кода ПСУ при этом удобно использовать отдельный HEX-индикатор.</w:t>
+        <w:t>Четырнадцать выходов DC можно записать одним анализатором XLA2, имеющим шестнадцать информационных каналов. Подключение показано на рисунке 2.9. Для наблюдения текущего кода ПСУ при этом удобно использовать отдельный HEX-индикатор.</w:t>
       </w:r>
     </w:p>
     <w:p>
@@ -15816,7 +15810,7 @@
         <w:rPr>
           <w:highlight w:val="green"/>
         </w:rPr>
-        <w:t xml:space="preserve">Выходы Y соединяются с каналами анализатора в порядке, указанном на схеме. При внешней синхронизации на вход C подаётся CLK. Для совместной записи четырёх разрядов Q и всех четырнадцати выходов Y нужны восемнадцать каналов, поэтому эти группы сигналов проверяются раздельно.</w:t>
+        <w:t>Выходы Y соединяются с каналами анализатора в порядке, указанном на схеме. При внешней синхронизации на вход C подаётся CLK. Для совместной записи четырёх разрядов Q и всех четырнадцати выходов Y нужны восемнадцать каналов, поэтому эти группы сигналов проверяются раздельно.</w:t>
       </w:r>
     </w:p>
     <w:p>
@@ -15832,13 +15826,7 @@
         <w:rPr>
           <w:highlight w:val="green"/>
         </w:rPr>
-        <w:lastRenderedPageBreak/>
-      </w:r>
-      <w:r>
-        <w:rPr>
-          <w:highlight w:val="green"/>
-        </w:rPr>
-        <w:t xml:space="preserve">Сохранённая временная диаграмма дешифратора показана на рисунке 2.10. Она получена при отдельной проверке этого блока и не служит измерением временных параметров управляющего генератора.</w:t>
+        <w:t>Сохранённая временная диаграмма дешифратора показана на рисунке 2.10. Она получена при отдельной проверке этого блока и не служит измерением временных параметров управляющего генератора.</w:t>
       </w:r>
     </w:p>
     <w:p>
@@ -15945,7 +15933,7 @@
         <w:rPr>
           <w:highlight w:val="green"/>
         </w:rPr>
-        <w:t xml:space="preserve">Если входы подключены верно, выходы должны становиться активными в таком порядке: Y13, Y2, Y14, Y11, Y0, Y12, Y9, Y5, Y7, Y8, Y4, Y3, Y10, Y6. После автоматической остановки последний сигнал сохраняет активный уровень до новой начальной установки.</w:t>
+        <w:t>Если входы подключены верно, выходы должны становиться активными в таком порядке: Y13, Y2, Y14, Y11, Y0, Y12, Y9, Y5, Y7, Y8, Y4, Y3, Y10, Y6. После автоматической остановки последний сигнал сохраняет активный уровень до новой начальной установки.</w:t>
       </w:r>
     </w:p>
     <w:p>
@@ -15961,7 +15949,7 @@
         <w:rPr>
           <w:highlight w:val="green"/>
         </w:rPr>
-        <w:t xml:space="preserve">Унитарность оценивают на установившихся рабочих кодах. Так, при 0110 единица должна быть только на Y6; включение одновременно Y6 и Y14 указывает на ошибку соединений или реализации функции. Особое внимание уделяется цепи Q3: вместо неё нельзя подавать Q2. Для исключённых наборов выбранная минимизация допускает включение Y0, Y3, Y5, Y9 при коде 1 и Y7, Y11, Y13, Y14 при коде 15. Короткие выбросы в момент перехода рассматривают отдельно от установившихся уровней.</w:t>
+        <w:t>Унитарность оценивают на установившихся рабочих кодах. Так, при 0110 единица должна быть только на Y6; включение одновременно Y6 и Y14 указывает на ошибку соединений или реализации функции. Особое внимание уделяется цепи Q3: вместо неё нельзя подавать Q2. Для исключённых наборов выбранная минимизация допускает включение Y0, Y3, Y5, Y9 при коде 1 и Y7, Y11, Y13, Y14 при коде 15. Короткие выбросы в момент перехода рассматривают отдельно от установившихся уровней.</w:t>
       </w:r>
     </w:p>
     <w:p>
@@ -16035,7 +16023,7 @@
         <w:rPr>
           <w:highlight w:val="green"/>
         </w:rPr>
-        <w:t xml:space="preserve">1. Генератор выполнен на LM555 с напряжением питания 5 В.</w:t>
+        <w:t>1. Генератор выполнен на LM555 с напряжением питания 5 В.</w:t>
       </w:r>
     </w:p>
     <w:p>
@@ -16051,7 +16039,7 @@
         <w:rPr>
           <w:highlight w:val="green"/>
         </w:rPr>
-        <w:t xml:space="preserve">2. Длительность высокого уровня сигнала CLK – 0,66 с, период – 1,35 с.</w:t>
+        <w:t>2. Длительность высокого уровня сигнала CLK – 0,66 с, период – 1,35 с.</w:t>
       </w:r>
     </w:p>
     <w:p>
@@ -16067,7 +16055,7 @@
         <w:rPr>
           <w:highlight w:val="green"/>
         </w:rPr>
-        <w:t xml:space="preserve">3. Запуск задаётся нулевым уровнем сигнала START_N. При переходе ПСУ в состояние 6 генерация прекращается автоматически.</w:t>
+        <w:t>3. Запуск задаётся нулевым уровнем сигнала START_N. При переходе ПСУ в состояние 6 генерация прекращается автоматически.</w:t>
       </w:r>
     </w:p>
     <w:p>
@@ -16105,7 +16093,6 @@
         <w:jc w:val="both"/>
         <w:rPr>
           <w:highlight w:val="green"/>
-          <w:lang w:val="en-US"/>
         </w:rPr>
       </w:pPr>
     </w:p>
@@ -16116,19 +16103,14 @@
         <w:jc w:val="both"/>
         <w:rPr>
           <w:highlight w:val="green"/>
-          <w:lang w:val="en-US"/>
-        </w:rPr>
-      </w:pPr>
-      <w:r>
-        <w:rPr>
-          <w:highlight w:val="green"/>
-        </w:rPr>
-        <w:t xml:space="preserve">Таймер LM555 включён в астабильном режиме. Высокий уровень на /RESET разрешает формирование периодических импульсов. Низкий уровень останавливает генерацию и задаёт OUT = 0. Выводы таймера показаны на рисунке 2.11 [1].</w:t>
-      </w:r>
-      <w:proofErr w:type="spellStart"/>
-      <w:proofErr w:type="spellEnd"/>
-      <w:proofErr w:type="gramStart"/>
-      <w:proofErr w:type="gramEnd"/>
+        </w:rPr>
+      </w:pPr>
+      <w:r>
+        <w:rPr>
+          <w:highlight w:val="green"/>
+        </w:rPr>
+        <w:t>Таймер LM555 включён в астабильном режиме. Высокий уровень на /RESET разрешает формирование периодических импульсов. Низкий уровень останавливает генерацию и задаёт OUT = 0. Выводы таймера показаны на рисунке 2.11 [1].</w:t>
+      </w:r>
     </w:p>
     <w:p>
       <w:pPr>
@@ -16137,7 +16119,6 @@
         <w:jc w:val="both"/>
         <w:rPr>
           <w:highlight w:val="green"/>
-          <w:lang w:val="en-US"/>
         </w:rPr>
       </w:pPr>
     </w:p>
@@ -16235,19 +16216,14 @@
         <w:rPr>
           <w:highlight w:val="green"/>
         </w:rPr>
-        <w:t xml:space="preserve">В установившемся режиме конденсатор заряжается от 1/3 до 2/3 напряжения питания через R1 и R2. Затем он разряжается через R2 и </w:t>
+        <w:t xml:space="preserve">В установившемся режиме конденсатор заряжается от 1/3 до 2/3 напряжения питания через R1 и R2. Затем он разряжается через R2 и внутренний </w:t>
       </w:r>
       <w:r>
         <w:rPr>
           <w:highlight w:val="green"/>
         </w:rPr>
         <w:lastRenderedPageBreak/>
-      </w:r>
-      <w:r>
-        <w:rPr>
-          <w:highlight w:val="green"/>
-        </w:rPr>
-        <w:t xml:space="preserve">внутренний транзистор вывода DISCH. При заряде на OUT высокий уровень, при разряде – низкий. Схема включения приведена на рисунке 2.12.</w:t>
+        <w:t>транзистор вывода DISCH. При заряде на OUT высокий уровень, при разряде – низкий. Схема включения приведена на рисунке 2.12.</w:t>
       </w:r>
     </w:p>
     <w:p>
@@ -16360,10 +16336,22 @@
         <w:rPr>
           <w:highlight w:val="green"/>
         </w:rPr>
-        <w:t xml:space="preserve">В модели время задаёт C2, включённый между общим узлом TRIG–THRESH и землёй. R1 связывает питание с DISCH, а R2 соединяет DISCH с этим узлом. Конденсатор C1 на входе CON подавляет помехи. Обозначения ёмкостей на типовой схеме рисунка 2.12 отличаются; далее приняты обозначения из модели Multisim.</w:t>
+        <w:t xml:space="preserve">В модели время задаёт C2, включённый между общим узлом TRIG–THRESH и землёй. R1 связывает питание с DISCH, а R2 соединяет DISCH с этим узлом. Конденсатор C1 на входе CON подавляет помехи. Обозначения ёмкостей на типовой схеме рисунка 2.12 отличаются; далее приняты обозначения из модели </w:t>
       </w:r>
       <w:proofErr w:type="spellStart"/>
+      <w:r>
+        <w:rPr>
+          <w:highlight w:val="green"/>
+        </w:rPr>
+        <w:t>Multisim</w:t>
+      </w:r>
       <w:proofErr w:type="spellEnd"/>
+      <w:r>
+        <w:rPr>
+          <w:highlight w:val="green"/>
+        </w:rPr>
+        <w:t>.</w:t>
+      </w:r>
     </w:p>
     <w:p>
       <w:pPr>
@@ -16479,7 +16467,7 @@
         <w:rPr>
           <w:highlight w:val="green"/>
         </w:rPr>
-        <w:t xml:space="preserve">На рисунке 2.13 показана предварительная сборка с пробными номиналами. Она нужна для проверки включения самого таймера. Окончательные значения резисторов и конденсаторов определяются после расчёта и указаны на рисунке 2.15.</w:t>
+        <w:t>На рисунке 2.13 показана предварительная сборка с пробными номиналами. Она нужна для проверки включения самого таймера. Окончательные значения резисторов и конденсаторов определяются после расчёта и указаны на рисунке 2.15.</w:t>
       </w:r>
     </w:p>
     <w:p>
@@ -16495,7 +16483,7 @@
         <w:rPr>
           <w:highlight w:val="green"/>
         </w:rPr>
-        <w:t xml:space="preserve">По заданным длительности и периоду определяем время низкого уровня и коэффициент заполнения CLK:</w:t>
+        <w:t>По заданным длительности и периоду определяем время низкого уровня и коэффициент заполнения CLK:</w:t>
       </w:r>
     </w:p>
     <w:p>
@@ -16704,10 +16692,8 @@
         <w:rPr>
           <w:highlight w:val="green"/>
         </w:rPr>
-        <w:t xml:space="preserve">Требуемый коэффициент заполнения составляет 48,89 %. У астабильного LM555 на прямом выходе он превышает 50 %, поэтому ставится инвертор. В модели это секция U42A микросхемы 74LS04 (рисунок 2.14).</w:t>
-      </w:r>
-      <w:proofErr w:type="spellStart"/>
-      <w:proofErr w:type="spellEnd"/>
+        <w:t>Требуемый коэффициент заполнения составляет 48,89 %. У астабильного LM555 на прямом выходе он превышает 50 %, поэтому ставится инвертор. В модели это секция U42A микросхемы 74LS04 (рисунок 2.14).</w:t>
+      </w:r>
     </w:p>
     <w:p>
       <w:pPr>
@@ -16815,7 +16801,7 @@
         <w:rPr>
           <w:highlight w:val="green"/>
         </w:rPr>
-        <w:t xml:space="preserve">На выходе инвертора высокий уровень CLK приходится на разряд C2, а низкий – на его заряд. Установившиеся длительности рассчитываются по зависимостям:</w:t>
+        <w:t>На выходе инвертора высокий уровень CLK приходится на разряд C2, а низкий – на его заряд. Установившиеся длительности рассчитываются по зависимостям:</w:t>
       </w:r>
     </w:p>
     <w:p>
@@ -17314,7 +17300,7 @@
         <w:rPr>
           <w:highlight w:val="green"/>
         </w:rPr>
-        <w:t xml:space="preserve">Для C2 принимаем ёмкость 10 мкФ и находим значения сопротивлений:</w:t>
+        <w:t>Для C2 принимаем ёмкость 10 мкФ и находим значения сопротивлений:</w:t>
       </w:r>
     </w:p>
     <w:p>
@@ -17481,17 +17467,8 @@
           <w:highlight w:val="green"/>
         </w:rPr>
         <w:lastRenderedPageBreak/>
-      </w:r>
-      <w:r>
-        <w:rPr>
-          <w:highlight w:val="green"/>
-        </w:rPr>
-        <w:t xml:space="preserve">Из ряда E96 выбираются ближайшие номиналы: R1 = 4,32 кОм и R2 = 95,3 кОм. Схема с этими элементами приведена на рисунке 2.15. Для C1 принята ёмкость 10 нФ; конденсатор C3 = 100 нФ подключён между питанием и землёй.</w:t>
-      </w:r>
-      <w:proofErr w:type="spellStart"/>
-      <w:proofErr w:type="spellEnd"/>
-      <w:proofErr w:type="spellStart"/>
-      <w:proofErr w:type="spellEnd"/>
+        <w:t>Из ряда E96 выбираются ближайшие номиналы: R1 = 4,32 кОм и R2 = 95,3 кОм. Схема с этими элементами приведена на рисунке 2.15. Для C1 принята ёмкость 10 нФ; конденсатор C3 = 100 нФ подключён между питанием и землёй.</w:t>
+      </w:r>
     </w:p>
     <w:p>
       <w:pPr>
@@ -17596,7 +17573,7 @@
         <w:rPr>
           <w:highlight w:val="green"/>
         </w:rPr>
-        <w:t xml:space="preserve">При отдельной проверке времязадающей части на входе RST можно удерживать +5 В. В составе CLK_GEN он соединяется с сигналом RUN, снимаемым с инверсного выхода U44A. Все блоки имеют общие цепи питания и земли.</w:t>
+        <w:t>При отдельной проверке времязадающей части на входе RST можно удерживать +5 В. В составе CLK_GEN он соединяется с сигналом RUN, снимаемым с инверсного выхода U44A. Все блоки имеют общие цепи питания и земли.</w:t>
       </w:r>
     </w:p>
     <w:p>
@@ -18335,19 +18312,14 @@
         <w:rPr>
           <w:highlight w:val="green"/>
         </w:rPr>
-        <w:t xml:space="preserve">Из-за округления номиналов отклонение от задания составляет менее 0,09 %. Допуски компонентов в эту оценку не входят. При допуске резистора </w:t>
+        <w:t xml:space="preserve">Из-за округления номиналов отклонение от задания составляет менее 0,09 %. Допуски компонентов в эту оценку не входят. При допуске резистора ±1 % и </w:t>
       </w:r>
       <w:r>
         <w:rPr>
           <w:highlight w:val="green"/>
         </w:rPr>
         <w:lastRenderedPageBreak/>
-      </w:r>
-      <w:r>
-        <w:rPr>
-          <w:highlight w:val="green"/>
-        </w:rPr>
-        <w:t xml:space="preserve">±1 % и конденсатора ±10 % произведение RC может лежать в пределах от 0,891 до 1,111 своего номинального значения. Поэтому окончательную настройку выполняют по измерениям, учитывая расчётные значения.</w:t>
+        <w:t>конденсатора ±10 % произведение RC может лежать в пределах от 0,891 до 1,111 своего номинального значения. Поэтому окончательную настройку выполняют по измерениям, учитывая расчётные значения.</w:t>
       </w:r>
     </w:p>
     <w:p>
@@ -18363,7 +18335,7 @@
         <w:rPr>
           <w:highlight w:val="green"/>
         </w:rPr>
-        <w:t xml:space="preserve">Выход таймера при RUN = 0 имеет низкий уровень, а CLK после инвертора – высокий. Остановка согласуется с тактовым фронтом: принудительный сброс таймера в другой фазе мог бы вызвать лишний положительный фронт CLK.</w:t>
+        <w:t>Выход таймера при RUN = 0 имеет низкий уровень, а CLK после инвертора – высокий. Остановка согласуется с тактовым фронтом: принудительный сброс таймера в другой фазе мог бы вызвать лишний положительный фронт CLK.</w:t>
       </w:r>
     </w:p>
     <w:p>
@@ -18380,7 +18352,7 @@
         <w:rPr>
           <w:highlight w:val="green"/>
         </w:rPr>
-        <w:t xml:space="preserve">STOP_UNIT определяет код 10, предшествующий конечному состоянию 6. Сигнал STOP_SIG с его выхода поступает на вход D управляющего триггера U44A. Для распознавания используется функция:</w:t>
+        <w:t>STOP_UNIT определяет код 10, предшествующий конечному состоянию 6. Сигнал STOP_SIG с его выхода поступает на вход D управляющего триггера U44A. Для распознавания используется функция:</w:t>
       </w:r>
     </w:p>
     <w:p>
@@ -18731,10 +18703,8 @@
         <w:rPr>
           <w:highlight w:val="green"/>
         </w:rPr>
-        <w:t xml:space="preserve">В STOP_UNIT включён один четырёхвходовый элемент И (рисунок 2.16). При Q3Q2Q1Q0 = 1010 на вход D триггера U44A поступает единица. Очередной положительный фронт CLK переводит регистр ПСУ в код 6, а U44A одновременно запоминает признак остановки.</w:t>
-      </w:r>
-      <w:proofErr w:type="spellStart"/>
-      <w:proofErr w:type="spellEnd"/>
+        <w:t>В STOP_UNIT включён один четырёхвходовый элемент И (рисунок 2.16). При Q3Q2Q1Q0 = 1010 на вход D триггера U44A поступает единица. Очередной положительный фронт CLK переводит регистр ПСУ в код 6, а U44A одновременно запоминает признак остановки.</w:t>
+      </w:r>
     </w:p>
     <w:p>
       <w:pPr>
@@ -18749,19 +18719,14 @@
         <w:rPr>
           <w:highlight w:val="green"/>
         </w:rPr>
-        <w:t xml:space="preserve">Выходы U44A обозначены следующим образом: прямой – STOP_Q, инверсный – RUN. Запись единицы даёт STOP_Q = 1 и RUN = 0, что прекращает генерацию LM555. К этому </w:t>
+        <w:t xml:space="preserve">Выходы U44A обозначены следующим образом: прямой – STOP_Q, инверсный – RUN. Запись единицы даёт STOP_Q = 1 и RUN = 0, что прекращает </w:t>
       </w:r>
       <w:r>
         <w:rPr>
           <w:highlight w:val="green"/>
         </w:rPr>
         <w:lastRenderedPageBreak/>
-      </w:r>
-      <w:r>
-        <w:rPr>
-          <w:highlight w:val="green"/>
-        </w:rPr>
-        <w:t xml:space="preserve">моменту OUT таймера уже низкий, а CLK высокий; сброс таймера не должен вызывать ещё один положительный фронт. Логика ПСУ сохраняет переход из 6 в 13, однако без работающего генератора этот переход не происходит.</w:t>
+        <w:t>генерацию LM555. К этому моменту OUT таймера уже низкий, а CLK высокий; сброс таймера не должен вызывать ещё один положительный фронт. Логика ПСУ сохраняет переход из 6 в 13, однако без работающего генератора этот переход не происходит.</w:t>
       </w:r>
     </w:p>
     <w:p>
@@ -18777,12 +18742,8 @@
         <w:rPr>
           <w:highlight w:val="green"/>
         </w:rPr>
-        <w:t xml:space="preserve">Сигнал начальной установки выдаёт P_RES_GEN (рисунок 2.17). RC-цепь R3 = 10 кОм и C4 = 10 мкФ дополнена двумя инверторами Шмитта 74HC14 и неинвертирующим буфером 7407N с открытым коллектором. Через R4 = 1 кОм выход подтянут к +5 В. Разряженному C4 соответствует нулевой P_RES; после заряда сброс снимается [4, 5].</w:t>
-      </w:r>
-      <w:proofErr w:type="spellStart"/>
-      <w:proofErr w:type="spellEnd"/>
-      <w:proofErr w:type="spellStart"/>
-      <w:proofErr w:type="spellEnd"/>
+        <w:t>Сигнал начальной установки выдаёт P_RES_GEN (рисунок 2.17). RC-цепь R3 = 10 кОм и C4 = 10 мкФ дополнена двумя инверторами Шмитта 74HC14 и неинвертирующим буфером 7407N с открытым коллектором. Через R4 = 1 кОм выход подтянут к +5 В. Разряженному C4 соответствует нулевой P_RES; после заряда сброс снимается [4, 5].</w:t>
+      </w:r>
     </w:p>
     <w:p>
       <w:pPr>
@@ -18943,7 +18904,14 @@
         <w:rPr>
           <w:highlight w:val="green"/>
         </w:rPr>
-        <w:t xml:space="preserve">Сигнал P_RES = 0 асинхронно задаёт единицу в разрядах Q3, Q2 и Q0, а в разряде Q1 – ноль. Так в ПСУ записывается код 1101. В тот же момент вход /PRE управляющего триггера задаёт STOP_Q = 1. При этом RUN = 0 и генератор остаётся выключенным. На протяжении установки START_N должен быть равен единице.</w:t>
+        <w:t xml:space="preserve">Сигнал P_RES = 0 асинхронно задаёт единицу в разрядах Q3, Q2 и Q0, а в разряде Q1 – ноль. Так в ПСУ записывается код 1101. В тот же момент вход /PRE управляющего триггера задаёт STOP_Q = 1. При этом RUN = 0 и генератор </w:t>
+      </w:r>
+      <w:r>
+        <w:rPr>
+          <w:highlight w:val="green"/>
+        </w:rPr>
+        <w:lastRenderedPageBreak/>
+        <w:t>остаётся выключенным. На протяжении установки START_N должен быть равен единице.</w:t>
       </w:r>
     </w:p>
     <w:p>
@@ -18959,13 +18927,13 @@
         <w:rPr>
           <w:highlight w:val="green"/>
         </w:rPr>
-        <w:lastRenderedPageBreak/>
-      </w:r>
-      <w:r>
-        <w:rPr>
-          <w:highlight w:val="green"/>
-        </w:rPr>
-        <w:t xml:space="preserve">Запуск после снятия P_RES задаётся короткой командой START_N: единица сменяется нулём и затем восстанавливается. Ноль на /CLR сбрасывает U44A, после чего RUN = 1. Длительное удержание START_N в нуле не допускается, поскольку мешает регистрации остановки. Нельзя также одновременно подавать ноль на /PRE и /CLR одного триггера.</w:t>
+        <w:t xml:space="preserve">Запуск после снятия P_RES задаётся короткой командой START_N: </w:t>
+      </w:r>
+      <w:r>
+        <w:rPr>
+          <w:highlight w:val="green"/>
+        </w:rPr>
+        <w:t>единица сменяется нулём и затем восстанавливается. Ноль на /CLR сбрасывает U44A, после чего RUN = 1. Длительное удержание START_N в нуле не допускается, поскольку мешает регистрации остановки. Нельзя также одновременно подавать ноль на /PRE и /CLR одного триггера.</w:t>
       </w:r>
     </w:p>
     <w:p>
@@ -18981,10 +18949,8 @@
         <w:rPr>
           <w:highlight w:val="green"/>
         </w:rPr>
-        <w:t xml:space="preserve">Начальный сброс проверяется в Multisim при заданном для C4 напряжении IC = 0 В. Повторная установка выполняется кнопкой S1, которая разряжает C4. После отпускания кнопки время ожидания зависит от RC-цепи и входного порога Шмитта. Для этой цепи постоянная времени R3C4 равна 0,1 с.</w:t>
-      </w:r>
-      <w:proofErr w:type="spellStart"/>
-      <w:proofErr w:type="spellEnd"/>
+        <w:t>Начальный сброс проверяется в Multisim при заданном для C4 напряжении IC = 0 В. Повторная установка выполняется кнопкой S1, которая разряжает C4. После отпускания кнопки время ожидания зависит от RC-цепи и входного порога Шмитта. Для этой цепи постоянная времени R3C4 равна 0,1 с.</w:t>
+      </w:r>
     </w:p>
     <w:p>
       <w:pPr>
@@ -18999,7 +18965,7 @@
         <w:rPr>
           <w:highlight w:val="green"/>
         </w:rPr>
-        <w:t xml:space="preserve">За управление CLK_GEN отвечает одна секция U44A. На D (вывод 2) поступает STOP_SIG, на CLK (3) – общий тактовый сигнал, на /PRE (4) – P_RES, на /CLR (1) – START_N. В сохранённом снимке вход START_N подписан IO8. Выход /Q (6) подключён к RST таймера. Эта реализация приведена на рисунке 2.18; дополнительный триггер RUN и элемент AND2 здесь не нужны.</w:t>
+        <w:t>За управление CLK_GEN отвечает одна секция U44A. На D (вывод 2) поступает STOP_SIG, на CLK (3) – общий тактовый сигнал, на /PRE (4) – P_RES, на /CLR (1) – START_N. В сохранённом снимке вход START_N подписан IO8. Выход /Q (6) подключён к RST таймера. Эта реализация приведена на рисунке 2.18; дополнительный триггер RUN и элемент AND2 здесь не нужны.</w:t>
       </w:r>
     </w:p>
     <w:p>
@@ -19108,22 +19074,15 @@
         <w:rPr>
           <w:highlight w:val="green"/>
         </w:rPr>
-        <w:t xml:space="preserve">Команда START_N = 0 переводит RUN в высокий уровень. На выходе OUT таймера появляется единица, из-за чего CLK сначала падает. Этот фронт не переключает ПСУ. При полностью разряженном C2 первый положительный фронт CLK наступает через ln 3 · (R1 + R2) · C2, то есть примерно через 1,0944 с при </w:t>
+        <w:t xml:space="preserve">Команда START_N = 0 переводит RUN в высокий уровень. На выходе OUT таймера появляется единица, из-за чего CLK сначала падает. Этот фронт не </w:t>
       </w:r>
       <w:r>
         <w:rPr>
           <w:highlight w:val="green"/>
         </w:rPr>
         <w:lastRenderedPageBreak/>
-      </w:r>
-      <w:r>
-        <w:rPr>
-          <w:highlight w:val="green"/>
-        </w:rPr>
-        <w:t xml:space="preserve">C2 = 10 мкФ. Далее между фронтами выдерживается установившийся период 1,3511 с.</w:t>
-      </w:r>
-      <w:proofErr w:type="spellStart"/>
-      <w:proofErr w:type="spellEnd"/>
+        <w:t>переключает ПСУ. При полностью разряженном C2 первый положительный фронт CLK наступает через ln 3 · (R1 + R2) · C2, то есть примерно через 1,0944 с при C2 = 10 мкФ. Далее между фронтами выдерживается установившийся период 1,3511 с.</w:t>
+      </w:r>
     </w:p>
     <w:p>
       <w:pPr>
@@ -19138,7 +19097,7 @@
         <w:rPr>
           <w:highlight w:val="green"/>
         </w:rPr>
-        <w:t xml:space="preserve">Переход от исходного кода 13 к остановке на 6 требует тринадцати положительных фронтов. Для следующего полного прохода ПСУ сначала устанавливается в начальное состояние, после чего подаётся короткий импульс START_N. Импульс START_N может разрешить генерацию и без P_RES, но в таком случае счёт продолжится с сохранённого состояния, а не с 13.</w:t>
+        <w:t>Переход от исходного кода 13 к остановке на 6 требует тринадцати положительных фронтов. Для следующего полного прохода ПСУ сначала устанавливается в начальное состояние, после чего подаётся короткий импульс START_N. Импульс START_N может разрешить генерацию и без P_RES, но в таком случае счёт продолжится с сохранённого состояния, а не с 13.</w:t>
       </w:r>
     </w:p>
     <w:p>
@@ -19192,7 +19151,7 @@
         <w:rPr>
           <w:highlight w:val="green"/>
         </w:rPr>
-        <w:t xml:space="preserve">В сохранённой измерительной схеме сигнал CLK с выхода инвертора подаётся на положительный вход канала B осциллографа XSC1, сигнал RUN – на канал A. Оба отрицательных входа подключены к общей земле. Схема включения прибора показана на рисунке 2.19. На приведённых осциллограммах для CLK используется синий цвет.</w:t>
+        <w:t>В сохранённой измерительной схеме сигнал CLK с выхода инвертора подаётся на положительный вход канала B осциллографа XSC1, сигнал RUN – на канал A. Оба отрицательных входа подключены к общей земле. Схема включения прибора показана на рисунке 2.19. На приведённых осциллограммах для CLK используется синий цвет.</w:t>
       </w:r>
     </w:p>
     <w:p>
@@ -19301,19 +19260,8 @@
         <w:rPr>
           <w:highlight w:val="green"/>
         </w:rPr>
-        <w:t xml:space="preserve">Для ускорения моделирования в показанной измерительной схеме ёмкость C2 снижена до 1 мкФ. Значения R1 и R2 сохраняются, поэтому длительности уменьшаются в </w:t>
-      </w:r>
-      <w:r>
-        <w:rPr>
-          <w:highlight w:val="green"/>
-        </w:rPr>
         <w:lastRenderedPageBreak/>
-      </w:r>
-      <w:r>
-        <w:rPr>
-          <w:highlight w:val="green"/>
-        </w:rPr>
-        <w:t xml:space="preserve">десять раз. Такой режим подходит для проверки работы; номинальному режиму задания соответствует C2 = 10 мкФ. В ускоренном испытании временная база осциллографа равна 50 мс/деление.</w:t>
+        <w:t>Для ускорения моделирования в показанной измерительной схеме ёмкость C2 снижена до 1 мкФ. Значения R1 и R2 сохраняются, поэтому длительности уменьшаются в десять раз. Такой режим подходит для проверки работы; номинальному режиму задания соответствует C2 = 10 мкФ. В ускоренном испытании временная база осциллографа равна 50 мс/деление.</w:t>
       </w:r>
     </w:p>
     <w:p>
@@ -19329,7 +19277,7 @@
         <w:rPr>
           <w:highlight w:val="green"/>
         </w:rPr>
-        <w:t xml:space="preserve">Стартовые импульсы не берутся для измерения установившегося периода. Сначала по нескольким последовательным импульсам проверяется их форма. После этого курсорами определяются длительность высокого уровня и интервал между одноимёнными фронтами.</w:t>
+        <w:t>Стартовые импульсы не берутся для измерения установившегося периода. Сначала по нескольким последовательным импульсам проверяется их форма. После этого курсорами определяются длительность высокого уровня и интервал между одноимёнными фронтами.</w:t>
       </w:r>
     </w:p>
     <w:p>
@@ -19345,7 +19293,7 @@
         <w:rPr>
           <w:highlight w:val="green"/>
         </w:rPr>
-        <w:t xml:space="preserve">Длительность высокого уровня определяется курсорами: T1 совмещается с положительным фронтом CLK, T2 – с ближайшим отрицательным. Сохранённая осциллограмма показана на рисунке 2.20.</w:t>
+        <w:t>Длительность высокого уровня определяется курсорами: T1 совмещается с положительным фронтом CLK, T2 – с ближайшим отрицательным. Сохранённая осциллограмма показана на рисунке 2.20.</w:t>
       </w:r>
     </w:p>
     <w:p>
@@ -19454,7 +19402,7 @@
         <w:rPr>
           <w:highlight w:val="green"/>
         </w:rPr>
-        <w:t xml:space="preserve">На записи отмечены T1 = 142,045 мс и T2 = 208,333 мс. Измеренная длительность равна 66,288 мс, а для C2 = 1 мкФ расчёт даёт 66,057 мс. Расхождение около 0,35 % объясняется округлением и особенностями модели. Эти данные относятся к ускоренному испытанию.</w:t>
+        <w:t>На записи отмечены T1 = 142,045 мс и T2 = 208,333 мс. Измеренная длительность равна 66,288 мс, а для C2 = 1 мкФ расчёт даёт 66,057 мс. Расхождение около 0,35 % объясняется округлением и особенностями модели. Эти данные относятся к ускоренному испытанию.</w:t>
       </w:r>
     </w:p>
     <w:p>
@@ -19470,19 +19418,8 @@
         <w:rPr>
           <w:highlight w:val="green"/>
         </w:rPr>
-        <w:t xml:space="preserve">При номинальной ёмкости C2 = 10 мкФ расчёт даёт длительность 0,660569 с. Запись, сделанная с уменьшенной ёмкостью, напрямую </w:t>
-      </w:r>
-      <w:r>
-        <w:rPr>
-          <w:highlight w:val="green"/>
-        </w:rPr>
         <w:lastRenderedPageBreak/>
-      </w:r>
-      <w:r>
-        <w:rPr>
-          <w:highlight w:val="green"/>
-        </w:rPr>
-        <w:t xml:space="preserve">эту величину не измеряет. После возврата к номиналу следует заново проверить время по осциллограмме.</w:t>
+        <w:t>При номинальной ёмкости C2 = 10 мкФ расчёт даёт длительность 0,660569 с. Запись, сделанная с уменьшенной ёмкостью, напрямую эту величину не измеряет. После возврата к номиналу следует заново проверить время по осциллограмме.</w:t>
       </w:r>
     </w:p>
     <w:p>
@@ -19498,7 +19435,7 @@
         <w:rPr>
           <w:highlight w:val="green"/>
         </w:rPr>
-        <w:t xml:space="preserve">Период определяют по двум соседним положительным фронтам CLK. Положение курсоров приведено на рисунке 2.21.</w:t>
+        <w:t>Период определяют по двум соседним положительным фронтам CLK. Положение курсоров приведено на рисунке 2.21.</w:t>
       </w:r>
     </w:p>
     <w:p>
@@ -19607,7 +19544,7 @@
         <w:rPr>
           <w:highlight w:val="green"/>
         </w:rPr>
-        <w:t xml:space="preserve">Во второй записи получены отсчёты T1 = 142,045 мс и T2 = 277,462 мс с разностью 135,417 мс. Расчёт для ускоренного режима даёт период 135,108 мс и отклонение около 0,23 %. Для C2 = 10 мкФ ожидаемое значение составляет 1,351082 с. Меньшая ёмкость сокращает время ожидания, сохраняя логику пересчёта и остановки.</w:t>
+        <w:t>Во второй записи получены отсчёты T1 = 142,045 мс и T2 = 277,462 мс с разностью 135,417 мс. Расчёт для ускоренного режима даёт период 135,108 мс и отклонение около 0,23 %. Для C2 = 10 мкФ ожидаемое значение составляет 1,351082 с. Меньшая ёмкость сокращает время ожидания, сохраняя логику пересчёта и остановки.</w:t>
       </w:r>
     </w:p>
     <w:p>
@@ -19623,7 +19560,7 @@
         <w:rPr>
           <w:highlight w:val="green"/>
         </w:rPr>
-        <w:t xml:space="preserve">При проверке управляющего блока измеряются длительности и контролируется остановка. После перехода из 10 в 6 должны выполняться условия: RUN равен нулю, CLK остаётся единицей, новые фронты отсутствуют. Это позволяет отличить остановку от замедления работы или случайной паузы моделирования.</w:t>
+        <w:t>При проверке управляющего блока измеряются длительности и контролируется остановка. После перехода из 10 в 6 должны выполняться условия: RUN равен нулю, CLK остаётся единицей, новые фронты отсутствуют. Это позволяет отличить остановку от замедления работы или случайной паузы моделирования.</w:t>
       </w:r>
     </w:p>
     <w:p>
@@ -19687,12 +19624,8 @@
         <w:rPr>
           <w:highlight w:val="green"/>
         </w:rPr>
-        <w:t xml:space="preserve">В общей модели собраны разработанные ранее блоки (рисунок 3.1). За вычисление следующего кода отвечает Logic_D, за хранение состояния – D_Counter, за управляющие сигналы – DC. Блок CLK_GEN определяет моменты переключения и прекращает пересчёт на коде 6. Начальное состояние задаётся блоком P_RES_GEN.</w:t>
-      </w:r>
-      <w:proofErr w:type="spellStart"/>
-      <w:proofErr w:type="spellEnd"/>
-      <w:proofErr w:type="spellStart"/>
-      <w:proofErr w:type="spellEnd"/>
+        <w:t>В общей модели собраны разработанные ранее блоки (рисунок 3.1). За вычисление следующего кода отвечает Logic_D, за хранение состояния – D_Counter, за управляющие сигналы – DC. Блок CLK_GEN определяет моменты переключения и прекращает пересчёт на коде 6. Начальное состояние задаётся блоком P_RES_GEN.</w:t>
+      </w:r>
     </w:p>
     <w:p>
       <w:pPr>
@@ -19796,10 +19729,8 @@
         <w:rPr>
           <w:highlight w:val="green"/>
         </w:rPr>
-        <w:t xml:space="preserve">Для отображения состояния регистра служит шестнадцатеричный индикатор. Каждый выход DC соединён с одним из четырнадцати индикаторов Probe. Объединение сигналов в шины D_BUS и Q_BUS упрощает представление схемы; при подключении блоков каждый разряд подводится к одноимённому выводу.</w:t>
-      </w:r>
-      <w:proofErr w:type="spellStart"/>
-      <w:proofErr w:type="spellEnd"/>
+        <w:t>Для отображения состояния регистра служит шестнадцатеричный индикатор. Каждый выход DC соединён с одним из четырнадцати индикаторов Probe. Объединение сигналов в шины D_BUS и Q_BUS упрощает представление схемы; при подключении блоков каждый разряд подводится к одноимённому выводу.</w:t>
+      </w:r>
     </w:p>
     <w:p>
       <w:pPr>
@@ -19815,12 +19746,7 @@
           <w:highlight w:val="green"/>
         </w:rPr>
         <w:lastRenderedPageBreak/>
-      </w:r>
-      <w:r>
-        <w:rPr>
-          <w:highlight w:val="green"/>
-        </w:rPr>
-        <w:t xml:space="preserve">При сборке общей схемы проверяются прежде всего Q3, Q2 и их инверсии. Даже при верных показаниях HEX-индикатора подключение DC может быть ошибочным: сигналы к индикатору и дешифратору идут по разным ветвям. Самостоятельный тестовый источник тактов ПСУ при переходе к общей модели отключается.</w:t>
+        <w:t>При сборке общей схемы проверяются прежде всего Q3, Q2 и их инверсии. Даже при верных показаниях HEX-индикатора подключение DC может быть ошибочным: сигналы к индикатору и дешифратору идут по разным ветвям. Самостоятельный тестовый источник тактов ПСУ при переходе к общей модели отключается.</w:t>
       </w:r>
     </w:p>
     <w:p>
@@ -19836,7 +19762,7 @@
         <w:rPr>
           <w:highlight w:val="green"/>
         </w:rPr>
-        <w:t xml:space="preserve">Регистр в сохранённой модели собран на четырёх секциях A отдельных корпусов 74AS74. Для управления генератором служит секция U44A, а блок STOP_UNIT выполнен на одном AND4. В номинальном режиме времязадающая часть содержит LM555, инвертор 74LS04, R1 = 4,32 кОм, R2 = 95,3 кОм и C2 = 10 мкФ.</w:t>
+        <w:t>Регистр в сохранённой модели собран на четырёх секциях A отдельных корпусов 74AS74. Для управления генератором служит секция U44A, а блок STOP_UNIT выполнен на одном AND4. В номинальном режиме времязадающая часть содержит LM555, инвертор 74LS04, R1 = 4,32 кОм, R2 = 95,3 кОм и C2 = 10 мкФ.</w:t>
       </w:r>
     </w:p>
     <w:p>
@@ -19852,10 +19778,8 @@
         <w:rPr>
           <w:highlight w:val="green"/>
         </w:rPr>
-        <w:t xml:space="preserve">В цепь начальной установки входят R3 = 10 кОм, C4 = 10 мкФ, два элемента 74HC14 и буфер 7407N с подтягивающим резистором R4 = 1 кОм. Все узлы имеют общее заземление и питание 5 В. Для аппаратного исполнения рядом с каждым корпусом требуется конденсатор развязки 100 нФ между выводами питания. На схеме эти конденсаторы связаны с VCC и GND, в том числе когда изображены отдельно от логического элемента.</w:t>
-      </w:r>
-      <w:proofErr w:type="spellStart"/>
-      <w:proofErr w:type="spellEnd"/>
+        <w:t>В цепь начальной установки входят R3 = 10 кОм, C4 = 10 мкФ, два элемента 74HC14 и буфер 7407N с подтягивающим резистором R4 = 1 кОм. Все узлы имеют общее заземление и питание 5 В. Для аппаратного исполнения рядом с каждым корпусом требуется конденсатор развязки 100 нФ между выводами питания. На схеме эти конденсаторы связаны с VCC и GND, в том числе когда изображены отдельно от логического элемента.</w:t>
+      </w:r>
     </w:p>
     <w:p>
       <w:pPr>
@@ -19870,7 +19794,7 @@
         <w:rPr>
           <w:highlight w:val="green"/>
         </w:rPr>
-        <w:t xml:space="preserve">Иерархическое построение схемы даёт возможность испытывать каждый блок отдельно. После объединения в общую модель функции блоков и обозначения сигналов остаются прежними. Изменения касаются источника тактов и набора каналов, по которым ведётся запись.</w:t>
+        <w:t>Иерархическое построение схемы даёт возможность испытывать каждый блок отдельно. После объединения в общую модель функции блоков и обозначения сигналов остаются прежними. Изменения касаются источника тактов и набора каналов, по которым ведётся запись.</w:t>
       </w:r>
     </w:p>
     <w:p>
@@ -19924,7 +19848,7 @@
         <w:rPr>
           <w:highlight w:val="green"/>
         </w:rPr>
-        <w:t xml:space="preserve">Запись сигналов общей модели показана на рисунке 3.2. Запуск и остановку наблюдают по каналам START_N, RUN, CLK, Q3…Q0 и STOP_Q анализатора. Начальная установка задаёт D (1101); до команды запуска сохраняются RUN = 0, STOP_Q = 1 и CLK = 1.</w:t>
+        <w:t>Запись сигналов общей модели показана на рисунке 3.2. Запуск и остановку наблюдают по каналам START_N, RUN, CLK, Q3…Q0 и STOP_Q анализатора. Начальная установка задаёт D (1101); до команды запуска сохраняются RUN = 0, STOP_Q = 1 и CLK = 1.</w:t>
       </w:r>
     </w:p>
     <w:p>
@@ -20007,7 +19931,7 @@
         <w:ind w:right="424"/>
         <w:jc w:val="center"/>
         <w:rPr>
-          <w:highlight w:val="green"/>
+          <w:highlight w:val="yellow"/>
         </w:rPr>
       </w:pPr>
     </w:p>
@@ -20024,7 +19948,7 @@
         <w:rPr>
           <w:highlight w:val="green"/>
         </w:rPr>
-        <w:t xml:space="preserve">Генерация разрешается коротким нулевым импульсом START_N. Каждый положительный фронт CLK задаёт следующий код последовательности D–2–E–B–0–C–9–5–7–8–4–3–A–6. Первый фронт наступает через иной интервал, чем последующие: начальный заряд конденсатора идёт от нулевого напряжения, а дальнейшие заряды – от нижнего порога таймера.</w:t>
+        <w:t>Генерация разрешается коротким нулевым импульсом START_N. Каждый положительный фронт CLK задаёт следующий код последовательности D–2–E–B–0–C–9–5–7–8–4–3–A–6. Первый фронт наступает через иной интервал, чем последующие: начальный заряд конденсатора идёт от нулевого напряжения, а дальнейшие заряды – от нижнего порога таймера.</w:t>
       </w:r>
     </w:p>
     <w:p>
@@ -20040,7 +19964,19 @@
         <w:rPr>
           <w:highlight w:val="green"/>
         </w:rPr>
-        <w:t xml:space="preserve">Расчётный интервал от запуска до тринадцатого фронта в номинальном режиме равен 1,0944 + 12 · 1,351082 ≈ 17,3074 с. С ёмкостью C2 = 1 мкФ и неизменными резисторами это время составляет примерно 1,7307 с. В расчёте предполагается разряженный времязадающий конденсатор; фактический интервал определяется по записи.</w:t>
+        <w:t xml:space="preserve">Расчётный интервал от запуска до тринадцатого фронта в номинальном режиме равен 1,0944 + 12 · 1,351082 </w:t>
+      </w:r>
+      <w:r>
+        <w:rPr>
+          <w:highlight w:val="green"/>
+        </w:rPr>
+        <w:t>=</w:t>
+      </w:r>
+      <w:r>
+        <w:rPr>
+          <w:highlight w:val="green"/>
+        </w:rPr>
+        <w:t xml:space="preserve"> 17,3074 с С ёмкостью C2 = 1 мкФ и неизменными резисторами это время составляет примерно 1,7307 с В расчёте предполагается разряженный времязадающий конденсатор</w:t>
       </w:r>
     </w:p>
     <w:p>
@@ -20056,7 +19992,7 @@
         <w:rPr>
           <w:highlight w:val="green"/>
         </w:rPr>
-        <w:t xml:space="preserve">Общую диаграмму записывают при внутренней выборке анализатора, чтобы наблюдение продолжалось после остановки CLK. Частота выборки выбирается существенно выше частоты импульсов. Для ускоренного режима удобно значение не ниже 1 кГц. Четырнадцать выходов DC записываются отдельно, с подключением по рисунку 2.9.</w:t>
+        <w:t>Общую диаграмму записывают при внутренней выборке анализатора, чтобы наблюдение продолжалось после остановки CLK. Частота выборки выбирается существенно выше частоты импульсов. Для ускоренного режима удобно значение не ниже 1 кГц. Четырнадцать выходов DC записываются отдельно, с подключением по рисунку 2.9.</w:t>
       </w:r>
     </w:p>
     <w:p>
@@ -20065,7 +20001,7 @@
         <w:ind w:right="424" w:firstLine="709"/>
         <w:jc w:val="both"/>
         <w:rPr>
-          <w:highlight w:val="green"/>
+          <w:highlight w:val="yellow"/>
         </w:rPr>
       </w:pPr>
     </w:p>
@@ -20075,7 +20011,17 @@
         <w:ind w:right="424" w:firstLine="709"/>
         <w:jc w:val="both"/>
         <w:rPr>
-          <w:highlight w:val="green"/>
+          <w:highlight w:val="yellow"/>
+        </w:rPr>
+      </w:pPr>
+    </w:p>
+    <w:p>
+      <w:pPr>
+        <w:widowControl/>
+        <w:ind w:right="424" w:firstLine="709"/>
+        <w:jc w:val="both"/>
+        <w:rPr>
+          <w:highlight w:val="yellow"/>
         </w:rPr>
       </w:pPr>
     </w:p>
@@ -20121,7 +20067,7 @@
         <w:rPr>
           <w:highlight w:val="green"/>
         </w:rPr>
-        <w:t xml:space="preserve">P_RES_GEN при включении питания задаёт низкий уровень начальной установки. Регистр принимает код 1101, управляющий триггер – STOP_Q = 1. Генератор не работает. С зарядом C4 сигнал P_RES становится высоким, но само это изменение не запускает пересчёт.</w:t>
+        <w:t>До команды запуска генератор остаётся выключенным. При включении питания P_RES_GEN формирует низкий уровень начальной установки: регистр принимает код 1101, а на выходе управляющего триггера устанавливается STOP_Q = 1. По мере заряда C4 сигнал P_RES становится высоким.</w:t>
       </w:r>
     </w:p>
     <w:p>
@@ -20137,10 +20083,22 @@
         <w:rPr>
           <w:highlight w:val="green"/>
         </w:rPr>
-        <w:t xml:space="preserve">Для запуска START_N кратковременно переводится из единицы в ноль и обратно. U44A сбрасывается, его инверсный выход выдаёт RUN = 1, и таймер формирует импульсы. По каждому положительному фронту CLK регистр принимает код из Logic_D.</w:t>
+        <w:t xml:space="preserve">Для запуска на START_N подают короткий нулевой импульс, после которого восстанавливают единицу. При этом U44A сбрасывается и на его инверсном выходе появляется RUN = 1. Каждый положительный фронт CLK переносит в регистр очередной код, подготовленный блоком </w:t>
       </w:r>
       <w:proofErr w:type="spellStart"/>
+      <w:r>
+        <w:rPr>
+          <w:highlight w:val="green"/>
+        </w:rPr>
+        <w:t>Logic_D</w:t>
+      </w:r>
       <w:proofErr w:type="spellEnd"/>
+      <w:r>
+        <w:rPr>
+          <w:highlight w:val="green"/>
+        </w:rPr>
+        <w:t>.</w:t>
+      </w:r>
     </w:p>
     <w:p>
       <w:pPr>
@@ -20155,7 +20113,7 @@
         <w:rPr>
           <w:highlight w:val="green"/>
         </w:rPr>
-        <w:t xml:space="preserve">Каждому установившемуся рабочему коду должен отвечать единственный активный выход DC: для D это Y13, для 2 – Y2, для 6 – Y6. Если включаются сразу несколько индикаторов, сначала сверяют сигналы на входах DC с выходами регистра, а затем проверяют конъюнкции. Для рабочего состояния такое включение не является нормальным.</w:t>
+        <w:t>Работу дешифратора проверяют после установления кода. Состоянию D соответствует активный выход Y13, состоянию 2 – Y2, состоянию 6 – Y6. Остальные выходы DC в каждом из этих случаев должны быть неактивны. Если одновременно включаются несколько индикаторов, сначала сравнивают входные сигналы DC с выходами регистра, затем проверяют конъюнкции.</w:t>
       </w:r>
     </w:p>
     <w:p>
@@ -20171,7 +20129,7 @@
         <w:rPr>
           <w:highlight w:val="green"/>
         </w:rPr>
-        <w:t xml:space="preserve">Код A (1010) вызывает единицу на выходе STOP_UNIT. Очередной фронт переводит ПСУ в состояние 6 и одновременно записывает единицу в U44A. После этого RUN обнуляется и таймер прекращает генерацию. Исправная схема удерживает код 6 и высокий CLK, не формируя дополнительного активного фронта.</w:t>
+        <w:t>Остановка подготавливается в состоянии A (1010), когда STOP_UNIT выдаёт единицу. Следующий фронт CLK переводит ПСУ в состояние 6 и одновременно записывает эту единицу в U44A. Сигнал RUN становится нулевым после чего таймер прекращает генерацию. В исправной схеме сохраняются код 6 и высокий уровень CLK, а дополнительный активный фронт не возникает.</w:t>
       </w:r>
     </w:p>
     <w:p>
@@ -20187,7 +20145,7 @@
         <w:rPr>
           <w:highlight w:val="green"/>
         </w:rPr>
-        <w:t xml:space="preserve">Полный проход повторяется после начальной установки кнопкой S1 в блоке P_RES_GEN. Когда P_RES снят и START_N = 1, подаётся очередной короткий импульс START_N. Запуск без начальной установки также возобновит работу генератора, но пересчёт пойдёт от сохранённого кода и не будет новым проходом от 13.</w:t>
+        <w:t xml:space="preserve">Новый проход от 13 начинают с начальной установки кнопкой S1 блока P_RES_GEN. После снятия P_RES, когда START_N = 1 подают очередной короткий импульс START_N. </w:t>
       </w:r>
     </w:p>
     <w:p>
@@ -20203,7 +20161,7 @@
         <w:rPr>
           <w:highlight w:val="green"/>
         </w:rPr>
-        <w:t xml:space="preserve">Из кодов 1 и 15 ПСУ возвращается в рабочую последовательность за один такт. До этого дешифратор может включить несколько выходов. Штатный порядок работы: начальная установка, снятие сброса, команда запуска, автоматическая остановка.</w:t>
+        <w:t>Из неиспользуемых кодов 1 и 15 устройство возвращается в рабочую последовательность за один такт. До этого момента дешифратор может выдавать несколько активных сигналов. Поэтому сохраняется установленный порядок действий: начальная установка, снятие сброса, команда запуска, автоматическая остановка.</w:t>
       </w:r>
     </w:p>
     <w:p>
@@ -20249,12 +20207,36 @@
         <w:rPr>
           <w:highlight w:val="green"/>
         </w:rPr>
-        <w:t xml:space="preserve">Для последовательности 13–2–14–11–0–12–9–5–7–8–4–3–10–6 выполнен синтез управляющего устройства. Таблица переходов и карты Карно позволили определить функции входов четырёх D-триггеров 74AS74. Заданный порядок смены состояний обеспечивают Logic_D и D_Counter. Их работа показана на схемах и временной диаграмме отдельного испытания.</w:t>
+        <w:t xml:space="preserve">Пересчётная часть управляющего устройства построена на четырёх D-триггерах 74AS74. Для последовательности 13–2–14–11–0–12–9–5–7–8–4–3–10–6 составлена таблица переходов и по картам Карно получены функции входов триггеров. Эти функции реализованы в блоках </w:t>
       </w:r>
       <w:proofErr w:type="spellStart"/>
+      <w:r>
+        <w:rPr>
+          <w:highlight w:val="green"/>
+        </w:rPr>
+        <w:t>Logic_D</w:t>
+      </w:r>
       <w:proofErr w:type="spellEnd"/>
+      <w:r>
+        <w:rPr>
+          <w:highlight w:val="green"/>
+        </w:rPr>
+        <w:t xml:space="preserve"> и </w:t>
+      </w:r>
       <w:proofErr w:type="spellStart"/>
+      <w:r>
+        <w:rPr>
+          <w:highlight w:val="green"/>
+        </w:rPr>
+        <w:t>D_Counter</w:t>
+      </w:r>
       <w:proofErr w:type="spellEnd"/>
+      <w:r>
+        <w:rPr>
+          <w:highlight w:val="green"/>
+        </w:rPr>
+        <w:t>, обеспечивающих заданную смену состояний. Их отдельная проверка представлена схемами и временной диаграммой.</w:t>
+      </w:r>
     </w:p>
     <w:p>
       <w:pPr>
@@ -20269,7 +20251,7 @@
         <w:rPr>
           <w:highlight w:val="green"/>
         </w:rPr>
-        <w:t xml:space="preserve">Состояние регистра преобразуется в управляющие сигналы дешифратором с четырнадцатью выходами. При минимизации использованы факультативные наборы, благодаря чему у части элементов сокращено число входов. Все рабочие состояния должны давать унитарный код. Для исключённых кодов 1 и 15 допускается включение сразу нескольких выходов; при проверке индикации общей модели эти случаи рассматриваются отдельно.</w:t>
+        <w:t>Для формирования управляющих сигналов разработан дешифратор с четырнадцатью выходами. Использование факультативных наборов при минимизации позволило сократить число входов у части логических элементов. На рабочих кодах активным должен быть только один выход. Для исключённых кодов 1 и 15 выбранные функции допускают несколько активных выходов поэтому при проверке индикации их рассматривают отдельно.</w:t>
       </w:r>
     </w:p>
     <w:p>
@@ -20285,7 +20267,35 @@
         <w:rPr>
           <w:highlight w:val="green"/>
         </w:rPr>
-        <w:t xml:space="preserve">Расчёт генератора на LM555 с инвертором 74LS04 выполнен для R1 = 4,32 кОм, R2 = 95,3 кОм и C2 = 10 мкФ. Высокий уровень CLK длится 0,660569 с, период равен 1,351082 с. В сохранённом измерении при C2 = 1 мкФ получены 66,288 мс и 135,417 мс, близкие к расчёту ускоренного режима.</w:t>
+        <w:t xml:space="preserve">В расчёте генератора на LM555 с инвертором 74LS04 приняты R1 = 4,32 кОм, R2 = 95,3 кОм и C2 = 10 мкФ. Этим номиналам соответствуют длительность высокого уровня CLK 0,660569 с и период 1,351082 с. Сохранённое измерение выполнено при C2 = 1 мкФ: получены 66,288 </w:t>
+      </w:r>
+      <w:proofErr w:type="spellStart"/>
+      <w:r>
+        <w:rPr>
+          <w:highlight w:val="green"/>
+        </w:rPr>
+        <w:t>мс</w:t>
+      </w:r>
+      <w:proofErr w:type="spellEnd"/>
+      <w:r>
+        <w:rPr>
+          <w:highlight w:val="green"/>
+        </w:rPr>
+        <w:t xml:space="preserve"> и 135,417 </w:t>
+      </w:r>
+      <w:proofErr w:type="spellStart"/>
+      <w:r>
+        <w:rPr>
+          <w:highlight w:val="green"/>
+        </w:rPr>
+        <w:t>мс</w:t>
+      </w:r>
+      <w:proofErr w:type="spellEnd"/>
+      <w:r>
+        <w:rPr>
+          <w:highlight w:val="green"/>
+        </w:rPr>
+        <w:t>. Оба значения близки к расчётным параметрам ускоренного режима.</w:t>
       </w:r>
     </w:p>
     <w:p>
@@ -20293,15 +20303,15 @@
         <w:widowControl/>
         <w:ind w:right="424" w:firstLine="709"/>
         <w:jc w:val="both"/>
-      </w:pPr>
-      <w:r>
-        <w:rPr>
-          <w:highlight w:val="green"/>
-        </w:rPr>
-        <w:t xml:space="preserve">Начальная установка, запуск и остановка увязаны с переключением регистра.</w:t>
-      </w:r>
-      <w:r>
-        <w:t xml:space="preserve"> Один управляющий триггер регистрирует признак кода 10 на фронте перехода в 6 и снимает разрешение генерации. Такой способ позволяет сохранить конечное состояние, не изменяя функций пересчётного устройства.</w:t>
+        <w:rPr>
+          <w:highlight w:val="green"/>
+        </w:rPr>
+      </w:pPr>
+      <w:r>
+        <w:rPr>
+          <w:highlight w:val="green"/>
+        </w:rPr>
+        <w:t>Начальная установка и команды управления согласованы с переключением регистра. Для остановки используется один управляющий триггер: на фронте перехода в состояние 6 он запоминает признак предшествующего кода 10 и запрещает дальнейшую генерацию. Конечное состояние при этом удерживается без изменения функций ПСУ.</w:t>
       </w:r>
     </w:p>
     <w:p>
@@ -20309,9 +20319,15 @@
         <w:widowControl/>
         <w:ind w:right="424" w:firstLine="709"/>
         <w:jc w:val="both"/>
-      </w:pPr>
-      <w:r>
-        <w:t>Полученные результаты связывают логический синтез, расчёт времязадающей цепи и моделирование отдельных блоков. Для приёмки общей схемы определены проверяемые признаки: заданный порядок кодов, один активный выход DC в каждом рабочем состоянии, соответствие временных параметров выбранной ёмкости и отсутствие новых тактовых фронтов после остановки.</w:t>
+        <w:rPr>
+          <w:highlight w:val="green"/>
+        </w:rPr>
+      </w:pPr>
+      <w:r>
+        <w:rPr>
+          <w:highlight w:val="green"/>
+        </w:rPr>
+        <w:t>В работе выполнены логический синтез, расчёт времязадающей цепи и моделирование отдельных блоков. Для общей схемы заданы условия приёмки: соблюдение последовательности кодов, единственный активный выход DC в каждом рабочем состоянии, соответствие временных параметров выбранной ёмкости и отсутствие новых тактовых фронтов после остановки.</w:t>
       </w:r>
     </w:p>
     <w:p>
@@ -20381,33 +20397,36 @@
         <w:widowControl/>
         <w:ind w:right="424" w:firstLine="709"/>
         <w:jc w:val="both"/>
-        <w:rPr>
-          <w:lang w:val="en-US"/>
-        </w:rPr>
-      </w:pPr>
-      <w:r>
-        <w:rPr>
-          <w:lang w:val="en-US"/>
-        </w:rPr>
-        <w:t>3. Texas Instruments. SN74LS04 Hex Inverters. – URL: https://www.ti.com/lit/ds/symlink/sn74ls04.pdf (</w:t>
-      </w:r>
-      <w:r>
-        <w:t>дата</w:t>
-      </w:r>
-      <w:r>
-        <w:rPr>
-          <w:lang w:val="en-US"/>
-        </w:rPr>
-        <w:t xml:space="preserve"> </w:t>
-      </w:r>
-      <w:r>
-        <w:t>обращения</w:t>
-      </w:r>
-      <w:r>
-        <w:rPr>
-          <w:lang w:val="en-US"/>
-        </w:rPr>
-        <w:t>: 06.09.2026).</w:t>
+      </w:pPr>
+      <w:r>
+        <w:t xml:space="preserve">3. </w:t>
+      </w:r>
+      <w:r>
+        <w:t xml:space="preserve">Гололобов, В. Н. Схемотехника с программой </w:t>
+      </w:r>
+      <w:proofErr w:type="spellStart"/>
+      <w:r>
+        <w:t>Multisim</w:t>
+      </w:r>
+      <w:proofErr w:type="spellEnd"/>
+      <w:r>
+        <w:t xml:space="preserve"> для любознательных / В. Н. Гололобов. – СПб</w:t>
+      </w:r>
+      <w:proofErr w:type="gramStart"/>
+      <w:r>
+        <w:t>. :</w:t>
+      </w:r>
+      <w:proofErr w:type="gramEnd"/>
+      <w:r>
+        <w:t xml:space="preserve"> Наука и Техника, 2019. – 272 </w:t>
+      </w:r>
+      <w:proofErr w:type="gramStart"/>
+      <w:r>
+        <w:t>с. :</w:t>
+      </w:r>
+      <w:proofErr w:type="gramEnd"/>
+      <w:r>
+        <w:t xml:space="preserve"> ил.</w:t>
       </w:r>
     </w:p>
     <w:p>
@@ -20415,33 +20434,20 @@
         <w:widowControl/>
         <w:ind w:right="424" w:firstLine="709"/>
         <w:jc w:val="both"/>
-        <w:rPr>
-          <w:lang w:val="en-US"/>
-        </w:rPr>
-      </w:pPr>
-      <w:r>
-        <w:rPr>
-          <w:lang w:val="en-US"/>
-        </w:rPr>
-        <w:t>4. Texas Instruments. SN74HC14 Hex Inverters with Schmitt-Trigger Inputs. – URL: https://www.ti.com/lit/ds/symlink/sn74hc14.pdf (</w:t>
-      </w:r>
-      <w:r>
-        <w:t>дата</w:t>
-      </w:r>
-      <w:r>
-        <w:rPr>
-          <w:lang w:val="en-US"/>
-        </w:rPr>
-        <w:t xml:space="preserve"> </w:t>
-      </w:r>
-      <w:r>
-        <w:t>обращения</w:t>
-      </w:r>
-      <w:r>
-        <w:rPr>
-          <w:lang w:val="en-US"/>
-        </w:rPr>
-        <w:t>: 06.09.2026).</w:t>
+      </w:pPr>
+      <w:r>
+        <w:t xml:space="preserve">4. </w:t>
+      </w:r>
+      <w:r>
+        <w:t>Генератор электрических импульсов на таймере 555. — Текст: электронный // robotclass.ru: [сайт]. — URL: https://robotclass.ru/tutorials/timer 555/?</w:t>
+      </w:r>
+      <w:proofErr w:type="spellStart"/>
+      <w:r>
+        <w:t>ysclid</w:t>
+      </w:r>
+      <w:proofErr w:type="spellEnd"/>
+      <w:r>
+        <w:t>=mpk0wzry87286735739</w:t>
       </w:r>
     </w:p>
     <w:p>
@@ -20449,29 +20455,118 @@
         <w:widowControl/>
         <w:ind w:right="424" w:firstLine="709"/>
         <w:jc w:val="both"/>
-      </w:pPr>
-      <w:r>
         <w:rPr>
           <w:lang w:val="en-US"/>
         </w:rPr>
-        <w:t xml:space="preserve">5. Texas Instruments. SN7407 Hex Buffers and Drivers </w:t>
-      </w:r>
-      <w:proofErr w:type="gramStart"/>
+      </w:pPr>
+      <w:r>
+        <w:t xml:space="preserve">5. </w:t>
+      </w:r>
       <w:r>
         <w:rPr>
           <w:lang w:val="en-US"/>
         </w:rPr>
-        <w:t>With</w:t>
-      </w:r>
-      <w:proofErr w:type="gramEnd"/>
+        <w:t>RC-</w:t>
+      </w:r>
+      <w:r>
+        <w:t>цепь</w:t>
+      </w:r>
       <w:r>
         <w:rPr>
           <w:lang w:val="en-US"/>
         </w:rPr>
-        <w:t xml:space="preserve"> Open-Collector High-Voltage Outputs. </w:t>
-      </w:r>
-      <w:r>
-        <w:t>SDLS032H. – URL: https://www.ti.com/lit/ds/symlink/sn7407.pdf (дата обращения: 04.10.2026).</w:t>
+        <w:t xml:space="preserve">. </w:t>
+      </w:r>
+      <w:r>
+        <w:t>Дифференцирующие</w:t>
+      </w:r>
+      <w:r>
+        <w:rPr>
+          <w:lang w:val="en-US"/>
+        </w:rPr>
+        <w:t xml:space="preserve"> </w:t>
+      </w:r>
+      <w:r>
+        <w:t>и</w:t>
+      </w:r>
+      <w:r>
+        <w:rPr>
+          <w:lang w:val="en-US"/>
+        </w:rPr>
+        <w:t xml:space="preserve"> </w:t>
+      </w:r>
+      <w:r>
+        <w:t>интегрирующие</w:t>
+      </w:r>
+      <w:r>
+        <w:rPr>
+          <w:lang w:val="en-US"/>
+        </w:rPr>
+        <w:t xml:space="preserve"> RC-</w:t>
+      </w:r>
+      <w:r>
+        <w:t>цепи</w:t>
+      </w:r>
+      <w:r>
+        <w:rPr>
+          <w:lang w:val="en-US"/>
+        </w:rPr>
+        <w:t xml:space="preserve">. — </w:t>
+      </w:r>
+      <w:r>
+        <w:t>Текст</w:t>
+      </w:r>
+      <w:r>
+        <w:rPr>
+          <w:lang w:val="en-US"/>
+        </w:rPr>
+        <w:t xml:space="preserve">: </w:t>
+      </w:r>
+      <w:r>
+        <w:t>электронный</w:t>
+      </w:r>
+      <w:r>
+        <w:rPr>
+          <w:lang w:val="en-US"/>
+        </w:rPr>
+        <w:t xml:space="preserve"> // microtechnics.ru: [</w:t>
+      </w:r>
+      <w:r>
+        <w:t>сайт</w:t>
+      </w:r>
+      <w:r>
+        <w:rPr>
+          <w:lang w:val="en-US"/>
+        </w:rPr>
+        <w:t xml:space="preserve">]. https://microtechnics.ru/differenciruyushhie-i-integriruyushhie-rc </w:t>
+      </w:r>
+      <w:proofErr w:type="spellStart"/>
+      <w:r>
+        <w:rPr>
+          <w:lang w:val="en-US"/>
+        </w:rPr>
+        <w:t>cepi</w:t>
+      </w:r>
+      <w:proofErr w:type="spellEnd"/>
+      <w:r>
+        <w:rPr>
+          <w:lang w:val="en-US"/>
+        </w:rPr>
+        <w:t>/?</w:t>
+      </w:r>
+      <w:proofErr w:type="spellStart"/>
+      <w:r>
+        <w:rPr>
+          <w:lang w:val="en-US"/>
+        </w:rPr>
+        <w:t>ysclid</w:t>
+      </w:r>
+      <w:proofErr w:type="spellEnd"/>
+      <w:r>
+        <w:rPr>
+          <w:lang w:val="en-US"/>
+        </w:rPr>
+        <w:t>=mpk15jq4kk9224022.</w:t>
       </w:r>
     </w:p>
     <w:p>
@@ -20484,10 +20579,10 @@
         <w:rPr>
           <w:lang w:val="en-US"/>
         </w:rPr>
-        <w:t xml:space="preserve">6. National Instruments. Multisim User Guide. </w:t>
-      </w:r>
-      <w:r>
-        <w:t>374483A. – URL: https://download.ni.com/support/manuals/374483a.pdf (дата обращения: 06.09.2026).</w:t>
+        <w:t xml:space="preserve">6. </w:t>
+      </w:r>
+      <w:r>
+        <w:t>Лекции по теории автоматов. Структурный синтез автоматов. 3 Часть. — Текст: электронный // vdoc.pub: [сайт]. — URL: https://vdoc.pub/documents/3-2svieegsmdf0.</w:t>
       </w:r>
     </w:p>
     <w:sectPr>
@@ -24202,6 +24297,25 @@
     <w:name w:val="Заголовок1"/>
     <w:basedOn w:val="a"/>
   </w:style>
+  <w:style w:type="paragraph" w:styleId="a9">
+    <w:name w:val="Normal (Web)"/>
+    <w:basedOn w:val="a"/>
+    <w:uiPriority w:val="99"/>
+    <w:semiHidden/>
+    <w:unhideWhenUsed/>
+    <w:rsid w:val="001E501D"/>
+    <w:pPr>
+      <w:widowControl/>
+      <w:suppressAutoHyphens w:val="0"/>
+      <w:spacing w:before="100" w:beforeAutospacing="1" w:after="100" w:afterAutospacing="1" w:line="240" w:lineRule="auto"/>
+    </w:pPr>
+    <w:rPr>
+      <w:color w:val="auto"/>
+      <w:sz w:val="24"/>
+      <w:szCs w:val="24"/>
+      <w:lang w:eastAsia="ru-RU"/>
+    </w:rPr>
+  </w:style>
 </w:styles>
 </file>
 
